--- a/Codigo principal/Cronograma2/contexto.docx
+++ b/Codigo principal/Cronograma2/contexto.docx
@@ -8,93 +8,93 @@
         <w:bidi w:val="0"/>
         <w:spacing w:before="240" w:after="120"/>
         <w:jc w:val="start"/>
-        <w:rPr/>
-      </w:pPr>
-      <w:r>
-        <w:rPr>
-          <w:sz w:val="44"/>
-          <w:szCs w:val="44"/>
-        </w:rPr>
-        <w:t xml:space="preserve">📋 </w:t>
-      </w:r>
+        <w:rPr>
+          <w:rStyle w:val="Strong"/>
+          <w:b w:val="false"/>
+          <w:bCs w:val="false"/>
+          <w:sz w:val="24"/>
+          <w:szCs w:val="24"/>
+        </w:rPr>
+      </w:pPr>
+      <w:r>
+        <w:rPr/>
+      </w:r>
+    </w:p>
+    <w:p>
+      <w:pPr>
+        <w:pStyle w:val="Textopreformateado"/>
+        <w:bidi w:val="0"/>
+        <w:jc w:val="start"/>
+        <w:rPr>
+          <w:rFonts w:ascii="Liberation Serif" w:hAnsi="Liberation Serif" w:eastAsia="NSimSun" w:cs="Arial"/>
+          <w:sz w:val="24"/>
+          <w:szCs w:val="24"/>
+        </w:rPr>
+      </w:pPr>
+      <w:r>
+        <w:rPr>
+          <w:rFonts w:eastAsia="NSimSun" w:cs="Arial" w:ascii="Liberation Serif" w:hAnsi="Liberation Serif"/>
+          <w:sz w:val="24"/>
+          <w:szCs w:val="24"/>
+        </w:rPr>
+        <w:t xml:space="preserve"> </w:t>
+      </w:r>
+      <w:r>
+        <w:rPr>
+          <w:rFonts w:eastAsia="NSimSun" w:cs="Arial" w:ascii="Liberation Serif" w:hAnsi="Liberation Serif"/>
+          <w:sz w:val="24"/>
+          <w:szCs w:val="24"/>
+        </w:rPr>
+        <w:t>ESTADO DEL PROYECTO - PARA EXPORTAR            ║</w:t>
+      </w:r>
+    </w:p>
+    <w:p>
+      <w:pPr>
+        <w:pStyle w:val="Textopreformateado"/>
+        <w:spacing w:before="0" w:after="283"/>
+        <w:rPr>
+          <w:rFonts w:ascii="Liberation Serif" w:hAnsi="Liberation Serif" w:eastAsia="NSimSun" w:cs="Arial"/>
+          <w:sz w:val="24"/>
+          <w:szCs w:val="24"/>
+        </w:rPr>
+      </w:pPr>
+      <w:r>
+        <w:rPr>
+          <w:rFonts w:eastAsia="NSimSun" w:cs="Arial" w:ascii="Liberation Serif" w:hAnsi="Liberation Serif"/>
+          <w:sz w:val="24"/>
+          <w:szCs w:val="24"/>
+        </w:rPr>
+        <w:t>╚══════════════════════════════════════════════════════════════╝</w:t>
+      </w:r>
+    </w:p>
+    <w:p>
+      <w:pPr>
+        <w:pStyle w:val="Heading3"/>
+        <w:spacing w:before="0" w:after="283"/>
+        <w:rPr>
+          <w:sz w:val="24"/>
+          <w:szCs w:val="24"/>
+        </w:rPr>
+      </w:pPr>
       <w:r>
         <w:rPr>
           <w:rStyle w:val="Strong"/>
           <w:b/>
           <w:bCs/>
-          <w:sz w:val="44"/>
-          <w:szCs w:val="44"/>
-        </w:rPr>
-        <w:t>CHECKPOINT DE TRANSFERENCIA - CHAT ANTERIOR</w:t>
-      </w:r>
-    </w:p>
-    <w:p>
-      <w:pPr>
-        <w:pStyle w:val="Heading2"/>
-        <w:bidi w:val="0"/>
-        <w:jc w:val="start"/>
-        <w:rPr/>
-      </w:pPr>
+          <w:sz w:val="24"/>
+          <w:szCs w:val="24"/>
+        </w:rPr>
+        <w:t xml:space="preserve">📊 </w:t>
+      </w:r>
       <w:r>
         <w:rPr>
           <w:rStyle w:val="Strong"/>
           <w:b/>
           <w:bCs/>
-        </w:rPr>
-        <w:t xml:space="preserve">📊 </w:t>
-      </w:r>
-      <w:r>
-        <w:rPr>
-          <w:rStyle w:val="Strong"/>
-          <w:b/>
-          <w:bCs/>
-        </w:rPr>
-        <w:t>ESTADO ACTUAL DE COMPRENSIÓN REAL:</w:t>
-      </w:r>
-    </w:p>
-    <w:p>
-      <w:pPr>
-        <w:pStyle w:val="BodyText"/>
-        <w:bidi w:val="0"/>
-        <w:jc w:val="start"/>
-        <w:rPr/>
-      </w:pPr>
-      <w:r>
-        <w:rPr>
-          <w:rStyle w:val="Strong"/>
-        </w:rPr>
-        <w:t>Comprensión global:</w:t>
-      </w:r>
-      <w:r>
-        <w:rPr/>
-        <w:t xml:space="preserve"> 70.3% (promedio ponderado)</w:t>
-        <w:br/>
-      </w:r>
-      <w:r>
-        <w:rPr>
-          <w:rStyle w:val="Strong"/>
-        </w:rPr>
-        <w:t>Progreso desde inicio proyecto:</w:t>
-      </w:r>
-      <w:r>
-        <w:rPr/>
-        <w:t xml:space="preserve"> +30.3 puntos REALES</w:t>
-      </w:r>
-    </w:p>
-    <w:p>
-      <w:pPr>
-        <w:pStyle w:val="Heading3"/>
-        <w:bidi w:val="0"/>
-        <w:jc w:val="start"/>
-        <w:rPr/>
-      </w:pPr>
-      <w:r>
-        <w:rPr>
-          <w:rStyle w:val="Strong"/>
-          <w:b/>
-          <w:bCs/>
-        </w:rPr>
-        <w:t>CONCEPTOS CON COMPRENSIÓN &gt; 70%:</w:t>
+          <w:sz w:val="24"/>
+          <w:szCs w:val="24"/>
+        </w:rPr>
+        <w:t>MÉTRICAS DE COMPRENSIÓN ACTUAL</w:t>
       </w:r>
     </w:p>
     <w:p>
@@ -105,22 +105,21 @@
           <w:numId w:val="1"/>
         </w:numPr>
         <w:tabs>
-          <w:tab w:val="left" w:pos="709" w:leader="none"/>
-        </w:tabs>
-        <w:bidi w:val="0"/>
+          <w:tab w:val="clear" w:pos="709"/>
+          <w:tab w:val="left" w:pos="0" w:leader="none"/>
+        </w:tabs>
         <w:ind w:hanging="283" w:start="709"/>
-        <w:jc w:val="start"/>
-        <w:rPr/>
-      </w:pPr>
-      <w:r>
-        <w:rPr>
-          <w:rStyle w:val="Textooriginaluser"/>
-        </w:rPr>
-        <w:t>dibujar_mapa_bonito()</w:t>
-      </w:r>
-      <w:r>
-        <w:rPr/>
-        <w:t xml:space="preserve"> - 82%</w:t>
+        <w:rPr/>
+      </w:pPr>
+      <w:r>
+        <w:rPr>
+          <w:rStyle w:val="Strong"/>
+        </w:rPr>
+        <w:t>Comprensión global:</w:t>
+      </w:r>
+      <w:r>
+        <w:rPr/>
+        <w:t xml:space="preserve"> 74% (+3.7% desde inicio)</w:t>
       </w:r>
     </w:p>
     <w:p>
@@ -131,16 +130,21 @@
           <w:numId w:val="1"/>
         </w:numPr>
         <w:tabs>
-          <w:tab w:val="left" w:pos="709" w:leader="none"/>
-        </w:tabs>
-        <w:bidi w:val="0"/>
+          <w:tab w:val="clear" w:pos="709"/>
+          <w:tab w:val="left" w:pos="0" w:leader="none"/>
+        </w:tabs>
         <w:ind w:hanging="283" w:start="709"/>
-        <w:jc w:val="start"/>
-        <w:rPr/>
-      </w:pPr>
-      <w:r>
-        <w:rPr/>
-        <w:t>Sistema mapa visual - 83%</w:t>
+        <w:rPr/>
+      </w:pPr>
+      <w:r>
+        <w:rPr>
+          <w:rStyle w:val="Strong"/>
+        </w:rPr>
+        <w:t>Autoeficacia real:</w:t>
+      </w:r>
+      <w:r>
+        <w:rPr/>
+        <w:t xml:space="preserve"> En aumento (subestimación ~8 puntos)</w:t>
       </w:r>
     </w:p>
     <w:p>
@@ -151,16 +155,21 @@
           <w:numId w:val="1"/>
         </w:numPr>
         <w:tabs>
-          <w:tab w:val="left" w:pos="709" w:leader="none"/>
-        </w:tabs>
-        <w:bidi w:val="0"/>
+          <w:tab w:val="clear" w:pos="709"/>
+          <w:tab w:val="left" w:pos="0" w:leader="none"/>
+        </w:tabs>
         <w:ind w:hanging="283" w:start="709"/>
-        <w:jc w:val="start"/>
-        <w:rPr/>
-      </w:pPr>
-      <w:r>
-        <w:rPr/>
-        <w:t>Inventario interactivo - 75%</w:t>
+        <w:rPr/>
+      </w:pPr>
+      <w:r>
+        <w:rPr>
+          <w:rStyle w:val="Strong"/>
+        </w:rPr>
+        <w:t>Estilo de aprendizaje:</w:t>
+      </w:r>
+      <w:r>
+        <w:rPr/>
+        <w:t xml:space="preserve"> Kinestésico/Visual - confirmado</w:t>
       </w:r>
     </w:p>
     <w:p>
@@ -171,32 +180,95 @@
           <w:numId w:val="1"/>
         </w:numPr>
         <w:tabs>
-          <w:tab w:val="left" w:pos="709" w:leader="none"/>
-        </w:tabs>
-        <w:bidi w:val="0"/>
+          <w:tab w:val="clear" w:pos="709"/>
+          <w:tab w:val="left" w:pos="0" w:leader="none"/>
+        </w:tabs>
         <w:ind w:hanging="283" w:start="709"/>
-        <w:jc w:val="start"/>
-        <w:rPr/>
-      </w:pPr>
-      <w:r>
-        <w:rPr/>
-        <w:t>Depuración de typos - 70%</w:t>
+        <w:rPr/>
+      </w:pPr>
+      <w:r>
+        <w:rPr>
+          <w:rStyle w:val="Strong"/>
+        </w:rPr>
+        <w:t>Momento ¡ajá! más reciente:</w:t>
+      </w:r>
+      <w:r>
+        <w:rPr/>
+        <w:t xml:space="preserve"> Unificación de items con </w:t>
+      </w:r>
+      <w:r>
+        <w:rPr>
+          <w:rStyle w:val="Textooriginal"/>
+        </w:rPr>
+        <w:t>usar()</w:t>
+      </w:r>
+      <w:r>
+        <w:rPr/>
+        <w:t xml:space="preserve"> y </w:t>
+      </w:r>
+      <w:r>
+        <w:rPr>
+          <w:rStyle w:val="Textooriginal"/>
+        </w:rPr>
+        <w:t>curar()</w:t>
+      </w:r>
+    </w:p>
+    <w:p>
+      <w:pPr>
+        <w:pStyle w:val="Lneahorizontal"/>
+        <w:spacing w:before="0" w:after="0"/>
+        <w:rPr>
+          <w:sz w:val="24"/>
+          <w:szCs w:val="24"/>
+        </w:rPr>
+      </w:pPr>
+      <w:r>
+        <w:rPr>
+          <w:sz w:val="24"/>
+          <w:szCs w:val="24"/>
+        </w:rPr>
       </w:r>
     </w:p>
     <w:p>
       <w:pPr>
         <w:pStyle w:val="Heading3"/>
-        <w:bidi w:val="0"/>
-        <w:jc w:val="start"/>
-        <w:rPr/>
+        <w:spacing w:before="0" w:after="283"/>
+        <w:rPr>
+          <w:sz w:val="24"/>
+          <w:szCs w:val="24"/>
+        </w:rPr>
       </w:pPr>
       <w:r>
         <w:rPr>
           <w:rStyle w:val="Strong"/>
           <w:b/>
           <w:bCs/>
-        </w:rPr>
-        <w:t>CONCEPTOS CON COMPRENSIÓN 60-70%:</w:t>
+          <w:sz w:val="24"/>
+          <w:szCs w:val="24"/>
+        </w:rPr>
+        <w:t xml:space="preserve">✅ </w:t>
+      </w:r>
+      <w:r>
+        <w:rPr>
+          <w:rStyle w:val="Strong"/>
+          <w:b/>
+          <w:bCs/>
+          <w:sz w:val="24"/>
+          <w:szCs w:val="24"/>
+        </w:rPr>
+        <w:t>LO COMPLETADO (Semana 2 extendida)</w:t>
+      </w:r>
+    </w:p>
+    <w:p>
+      <w:pPr>
+        <w:pStyle w:val="BodyText"/>
+        <w:rPr/>
+      </w:pPr>
+      <w:r>
+        <w:rPr>
+          <w:rStyle w:val="Strong"/>
+        </w:rPr>
+        <w:t>Sistema de objetos:</w:t>
       </w:r>
     </w:p>
     <w:p>
@@ -207,16 +279,49 @@
           <w:numId w:val="2"/>
         </w:numPr>
         <w:tabs>
-          <w:tab w:val="left" w:pos="709" w:leader="none"/>
-        </w:tabs>
-        <w:bidi w:val="0"/>
+          <w:tab w:val="clear" w:pos="709"/>
+          <w:tab w:val="left" w:pos="0" w:leader="none"/>
+        </w:tabs>
         <w:ind w:hanging="283" w:start="709"/>
-        <w:jc w:val="start"/>
-        <w:rPr/>
-      </w:pPr>
-      <w:r>
-        <w:rPr/>
-        <w:t>Diseño UX/UI - 65%</w:t>
+        <w:rPr/>
+      </w:pPr>
+      <w:r>
+        <w:rPr/>
+        <w:t xml:space="preserve">✅ </w:t>
+      </w:r>
+      <w:r>
+        <w:rPr/>
+        <w:t xml:space="preserve">Clase </w:t>
+      </w:r>
+      <w:r>
+        <w:rPr>
+          <w:rStyle w:val="Textooriginal"/>
+        </w:rPr>
+        <w:t>Item</w:t>
+      </w:r>
+      <w:r>
+        <w:rPr/>
+        <w:t xml:space="preserve"> con </w:t>
+      </w:r>
+      <w:r>
+        <w:rPr>
+          <w:rStyle w:val="Textooriginal"/>
+        </w:rPr>
+        <w:t>__init__</w:t>
+      </w:r>
+      <w:r>
+        <w:rPr/>
+        <w:t xml:space="preserve">, </w:t>
+      </w:r>
+      <w:r>
+        <w:rPr>
+          <w:rStyle w:val="Textooriginal"/>
+        </w:rPr>
+        <w:t>**kwargs</w:t>
+      </w:r>
+      <w:r>
+        <w:rPr/>
+        <w:t>, propiedades</w:t>
       </w:r>
     </w:p>
     <w:p>
@@ -227,26 +332,39 @@
           <w:numId w:val="2"/>
         </w:numPr>
         <w:tabs>
-          <w:tab w:val="left" w:pos="709" w:leader="none"/>
-        </w:tabs>
-        <w:bidi w:val="0"/>
+          <w:tab w:val="clear" w:pos="709"/>
+          <w:tab w:val="left" w:pos="0" w:leader="none"/>
+        </w:tabs>
         <w:ind w:hanging="283" w:start="709"/>
-        <w:jc w:val="start"/>
-        <w:rPr/>
-      </w:pPr>
-      <w:r>
-        <w:rPr/>
-        <w:t xml:space="preserve">Diccionario </w:t>
-      </w:r>
-      <w:r>
-        <w:rPr>
-          <w:rStyle w:val="Textooriginaluser"/>
-        </w:rPr>
-        <w:t>CLASES</w:t>
-      </w:r>
-      <w:r>
-        <w:rPr/>
-        <w:t xml:space="preserve"> - 62%</w:t>
+        <w:rPr/>
+      </w:pPr>
+      <w:r>
+        <w:rPr/>
+        <w:t xml:space="preserve">✅ </w:t>
+      </w:r>
+      <w:r>
+        <w:rPr/>
+        <w:t>Métodos estáticos (</w:t>
+      </w:r>
+      <w:r>
+        <w:rPr>
+          <w:rStyle w:val="Textooriginal"/>
+        </w:rPr>
+        <w:t>crear_pocion_menor</w:t>
+      </w:r>
+      <w:r>
+        <w:rPr/>
+        <w:t xml:space="preserve">, </w:t>
+      </w:r>
+      <w:r>
+        <w:rPr>
+          <w:rStyle w:val="Textooriginal"/>
+        </w:rPr>
+        <w:t>crear_escudo</w:t>
+      </w:r>
+      <w:r>
+        <w:rPr/>
+        <w:t>)</w:t>
       </w:r>
     </w:p>
     <w:p>
@@ -257,22 +375,19 @@
           <w:numId w:val="2"/>
         </w:numPr>
         <w:tabs>
-          <w:tab w:val="left" w:pos="709" w:leader="none"/>
-        </w:tabs>
-        <w:bidi w:val="0"/>
+          <w:tab w:val="clear" w:pos="709"/>
+          <w:tab w:val="left" w:pos="0" w:leader="none"/>
+        </w:tabs>
         <w:ind w:hanging="283" w:start="709"/>
-        <w:jc w:val="start"/>
-        <w:rPr/>
-      </w:pPr>
-      <w:r>
-        <w:rPr>
-          <w:rStyle w:val="Textooriginaluser"/>
-        </w:rPr>
-        <w:t>normalize()</w:t>
-      </w:r>
-      <w:r>
-        <w:rPr/>
-        <w:t xml:space="preserve"> - 63%</w:t>
+        <w:rPr/>
+      </w:pPr>
+      <w:r>
+        <w:rPr/>
+        <w:t xml:space="preserve">✅ </w:t>
+      </w:r>
+      <w:r>
+        <w:rPr/>
+        <w:t>Migración completa de pociones de string → objeto</w:t>
       </w:r>
     </w:p>
     <w:p>
@@ -283,86 +398,31 @@
           <w:numId w:val="2"/>
         </w:numPr>
         <w:tabs>
-          <w:tab w:val="left" w:pos="709" w:leader="none"/>
-        </w:tabs>
-        <w:bidi w:val="0"/>
+          <w:tab w:val="clear" w:pos="709"/>
+          <w:tab w:val="left" w:pos="0" w:leader="none"/>
+        </w:tabs>
         <w:ind w:hanging="283" w:start="709"/>
-        <w:jc w:val="start"/>
-        <w:rPr/>
-      </w:pPr>
-      <w:r>
-        <w:rPr>
-          <w:rStyle w:val="Textooriginaluser"/>
-        </w:rPr>
-        <w:t>__dict__.update()</w:t>
-      </w:r>
-      <w:r>
-        <w:rPr/>
-        <w:t xml:space="preserve"> - 65%</w:t>
-      </w:r>
-    </w:p>
-    <w:p>
-      <w:pPr>
-        <w:pStyle w:val="BodyText"/>
-        <w:numPr>
-          <w:ilvl w:val="0"/>
-          <w:numId w:val="2"/>
-        </w:numPr>
-        <w:tabs>
-          <w:tab w:val="left" w:pos="709" w:leader="none"/>
-        </w:tabs>
-        <w:bidi w:val="0"/>
-        <w:ind w:hanging="283" w:start="709"/>
-        <w:jc w:val="start"/>
-        <w:rPr/>
-      </w:pPr>
-      <w:r>
-        <w:rPr>
-          <w:rStyle w:val="Textooriginaluser"/>
-        </w:rPr>
-        <w:t>hasattr()</w:t>
-      </w:r>
-      <w:r>
-        <w:rPr/>
-        <w:t xml:space="preserve"> - 68%</w:t>
-      </w:r>
-    </w:p>
-    <w:p>
-      <w:pPr>
-        <w:pStyle w:val="Heading2"/>
-        <w:bidi w:val="0"/>
-        <w:jc w:val="start"/>
+        <w:rPr/>
+      </w:pPr>
+      <w:r>
+        <w:rPr/>
+        <w:t xml:space="preserve">✅ </w:t>
+      </w:r>
+      <w:r>
+        <w:rPr/>
+        <w:t>Sistema híbrido (compatibilidad) → eliminado, ahora solo objetos</w:t>
+      </w:r>
+    </w:p>
+    <w:p>
+      <w:pPr>
+        <w:pStyle w:val="BodyText"/>
         <w:rPr/>
       </w:pPr>
       <w:r>
         <w:rPr>
           <w:rStyle w:val="Strong"/>
-          <w:b/>
-          <w:bCs/>
-        </w:rPr>
-        <w:t xml:space="preserve">💻 </w:t>
-      </w:r>
-      <w:r>
-        <w:rPr>
-          <w:rStyle w:val="Strong"/>
-          <w:b/>
-          <w:bCs/>
-        </w:rPr>
-        <w:t>CÓDIGO ACTUAL MEJORADO:</w:t>
-      </w:r>
-    </w:p>
-    <w:p>
-      <w:pPr>
-        <w:pStyle w:val="BodyText"/>
-        <w:bidi w:val="0"/>
-        <w:jc w:val="start"/>
-        <w:rPr/>
-      </w:pPr>
-      <w:r>
-        <w:rPr>
-          <w:rStyle w:val="Strong"/>
-        </w:rPr>
-        <w:t>Juego RPG funcional con:</w:t>
+        </w:rPr>
+        <w:t>Refactorización:</w:t>
       </w:r>
     </w:p>
     <w:p>
@@ -373,16 +433,25 @@
           <w:numId w:val="3"/>
         </w:numPr>
         <w:tabs>
-          <w:tab w:val="left" w:pos="709" w:leader="none"/>
-        </w:tabs>
-        <w:bidi w:val="0"/>
+          <w:tab w:val="clear" w:pos="709"/>
+          <w:tab w:val="left" w:pos="0" w:leader="none"/>
+        </w:tabs>
         <w:ind w:hanging="283" w:start="709"/>
-        <w:jc w:val="start"/>
-        <w:rPr/>
-      </w:pPr>
-      <w:r>
-        <w:rPr/>
-        <w:t>Sistema de combate por turnos</w:t>
+        <w:rPr/>
+      </w:pPr>
+      <w:r>
+        <w:rPr/>
+        <w:t xml:space="preserve">✅ </w:t>
+      </w:r>
+      <w:r>
+        <w:rPr/>
+        <w:t xml:space="preserve">Combate extraído a </w:t>
+      </w:r>
+      <w:r>
+        <w:rPr>
+          <w:rStyle w:val="Textooriginal"/>
+        </w:rPr>
+        <w:t>combate.py</w:t>
       </w:r>
     </w:p>
     <w:p>
@@ -393,16 +462,29 @@
           <w:numId w:val="3"/>
         </w:numPr>
         <w:tabs>
-          <w:tab w:val="left" w:pos="709" w:leader="none"/>
-        </w:tabs>
-        <w:bidi w:val="0"/>
+          <w:tab w:val="clear" w:pos="709"/>
+          <w:tab w:val="left" w:pos="0" w:leader="none"/>
+        </w:tabs>
         <w:ind w:hanging="283" w:start="709"/>
-        <w:jc w:val="start"/>
-        <w:rPr/>
-      </w:pPr>
-      <w:r>
-        <w:rPr/>
-        <w:t>Mapa visual con símbolos ★⚔🩸🎒</w:t>
+        <w:rPr/>
+      </w:pPr>
+      <w:r>
+        <w:rPr/>
+        <w:t xml:space="preserve">✅ </w:t>
+      </w:r>
+      <w:r>
+        <w:rPr/>
+        <w:t xml:space="preserve">Clase </w:t>
+      </w:r>
+      <w:r>
+        <w:rPr>
+          <w:rStyle w:val="Textooriginal"/>
+        </w:rPr>
+        <w:t>Juego</w:t>
+      </w:r>
+      <w:r>
+        <w:rPr/>
+        <w:t xml:space="preserve"> con configuración modular</w:t>
       </w:r>
     </w:p>
     <w:p>
@@ -413,90 +495,51 @@
           <w:numId w:val="3"/>
         </w:numPr>
         <w:tabs>
-          <w:tab w:val="left" w:pos="709" w:leader="none"/>
-        </w:tabs>
-        <w:bidi w:val="0"/>
+          <w:tab w:val="clear" w:pos="709"/>
+          <w:tab w:val="left" w:pos="0" w:leader="none"/>
+        </w:tabs>
         <w:ind w:hanging="283" w:start="709"/>
-        <w:jc w:val="start"/>
-        <w:rPr/>
-      </w:pPr>
-      <w:r>
-        <w:rPr/>
-        <w:t>Inventario interactivo (usar items fuera de combate)</w:t>
-      </w:r>
-    </w:p>
-    <w:p>
-      <w:pPr>
-        <w:pStyle w:val="BodyText"/>
-        <w:numPr>
-          <w:ilvl w:val="0"/>
-          <w:numId w:val="3"/>
-        </w:numPr>
-        <w:tabs>
-          <w:tab w:val="left" w:pos="709" w:leader="none"/>
-        </w:tabs>
-        <w:bidi w:val="0"/>
-        <w:ind w:hanging="283" w:start="709"/>
-        <w:jc w:val="start"/>
-        <w:rPr/>
-      </w:pPr>
-      <w:r>
-        <w:rPr/>
-        <w:t>Guardado/carga de partidas</w:t>
-      </w:r>
-    </w:p>
-    <w:p>
-      <w:pPr>
-        <w:pStyle w:val="BodyText"/>
-        <w:numPr>
-          <w:ilvl w:val="0"/>
-          <w:numId w:val="3"/>
-        </w:numPr>
-        <w:tabs>
-          <w:tab w:val="left" w:pos="709" w:leader="none"/>
-        </w:tabs>
-        <w:bidi w:val="0"/>
-        <w:ind w:hanging="283" w:start="709"/>
-        <w:jc w:val="start"/>
-        <w:rPr/>
-      </w:pPr>
-      <w:r>
-        <w:rPr/>
-        <w:t>Sistema de clases (Guerrero, Enemigo, Jefe)</w:t>
-      </w:r>
-    </w:p>
-    <w:p>
-      <w:pPr>
-        <w:pStyle w:val="BodyText"/>
-        <w:numPr>
-          <w:ilvl w:val="0"/>
-          <w:numId w:val="3"/>
-        </w:numPr>
-        <w:tabs>
-          <w:tab w:val="left" w:pos="709" w:leader="none"/>
-        </w:tabs>
-        <w:bidi w:val="0"/>
-        <w:ind w:hanging="283" w:start="709"/>
-        <w:jc w:val="start"/>
-        <w:rPr/>
-      </w:pPr>
-      <w:r>
-        <w:rPr/>
-        <w:t>Conexiones mutuas entre habitaciones</w:t>
-      </w:r>
-    </w:p>
-    <w:p>
-      <w:pPr>
-        <w:pStyle w:val="BodyText"/>
-        <w:bidi w:val="0"/>
-        <w:jc w:val="start"/>
+        <w:rPr/>
+      </w:pPr>
+      <w:r>
+        <w:rPr/>
+        <w:t xml:space="preserve">✅ </w:t>
+      </w:r>
+      <w:r>
+        <w:rPr/>
+        <w:t>Métodos auxiliares (</w:t>
+      </w:r>
+      <w:r>
+        <w:rPr>
+          <w:rStyle w:val="Textooriginal"/>
+        </w:rPr>
+        <w:t>_crear_jugador</w:t>
+      </w:r>
+      <w:r>
+        <w:rPr/>
+        <w:t xml:space="preserve">, </w:t>
+      </w:r>
+      <w:r>
+        <w:rPr>
+          <w:rStyle w:val="Textooriginal"/>
+        </w:rPr>
+        <w:t>_crear_items_iniciales</w:t>
+      </w:r>
+      <w:r>
+        <w:rPr/>
+        <w:t>, etc.)</w:t>
+      </w:r>
+    </w:p>
+    <w:p>
+      <w:pPr>
+        <w:pStyle w:val="BodyText"/>
         <w:rPr/>
       </w:pPr>
       <w:r>
         <w:rPr>
           <w:rStyle w:val="Strong"/>
         </w:rPr>
-        <w:t>Archivos principales:</w:t>
+        <w:t>Validación y seguridad:</w:t>
       </w:r>
     </w:p>
     <w:p>
@@ -507,22 +550,29 @@
           <w:numId w:val="4"/>
         </w:numPr>
         <w:tabs>
-          <w:tab w:val="left" w:pos="709" w:leader="none"/>
-        </w:tabs>
-        <w:bidi w:val="0"/>
+          <w:tab w:val="clear" w:pos="709"/>
+          <w:tab w:val="left" w:pos="0" w:leader="none"/>
+        </w:tabs>
         <w:ind w:hanging="283" w:start="709"/>
-        <w:jc w:val="start"/>
-        <w:rPr/>
-      </w:pPr>
-      <w:r>
-        <w:rPr>
-          <w:rStyle w:val="Textooriginaluser"/>
-        </w:rPr>
-        <w:t>entidades.py</w:t>
-      </w:r>
-      <w:r>
-        <w:rPr/>
-        <w:t xml:space="preserve"> - Clases Personaje, Inventario, serialización</w:t>
+        <w:rPr/>
+      </w:pPr>
+      <w:r>
+        <w:rPr/>
+        <w:t xml:space="preserve">✅ </w:t>
+      </w:r>
+      <w:r>
+        <w:rPr/>
+        <w:t xml:space="preserve">Validación en </w:t>
+      </w:r>
+      <w:r>
+        <w:rPr>
+          <w:rStyle w:val="Textooriginal"/>
+        </w:rPr>
+        <w:t>Personaje.__init__</w:t>
+      </w:r>
+      <w:r>
+        <w:rPr/>
+        <w:t xml:space="preserve"> (vida &gt; 0, fuerza ≥ 1)</w:t>
       </w:r>
     </w:p>
     <w:p>
@@ -533,22 +583,29 @@
           <w:numId w:val="4"/>
         </w:numPr>
         <w:tabs>
-          <w:tab w:val="left" w:pos="709" w:leader="none"/>
-        </w:tabs>
-        <w:bidi w:val="0"/>
+          <w:tab w:val="clear" w:pos="709"/>
+          <w:tab w:val="left" w:pos="0" w:leader="none"/>
+        </w:tabs>
         <w:ind w:hanging="283" w:start="709"/>
-        <w:jc w:val="start"/>
-        <w:rPr/>
-      </w:pPr>
-      <w:r>
-        <w:rPr>
-          <w:rStyle w:val="Textooriginaluser"/>
-        </w:rPr>
-        <w:t>main.py</w:t>
-      </w:r>
-      <w:r>
-        <w:rPr/>
-        <w:t xml:space="preserve"> - Bucle principal, combate, interacción</w:t>
+        <w:rPr/>
+      </w:pPr>
+      <w:r>
+        <w:rPr/>
+        <w:t xml:space="preserve">✅ </w:t>
+      </w:r>
+      <w:r>
+        <w:rPr/>
+        <w:t xml:space="preserve">Método </w:t>
+      </w:r>
+      <w:r>
+        <w:rPr>
+          <w:rStyle w:val="Textooriginal"/>
+        </w:rPr>
+        <w:t>curar()</w:t>
+      </w:r>
+      <w:r>
+        <w:rPr/>
+        <w:t xml:space="preserve"> centralizado en Personaje</w:t>
       </w:r>
     </w:p>
     <w:p>
@@ -559,60 +616,51 @@
           <w:numId w:val="4"/>
         </w:numPr>
         <w:tabs>
-          <w:tab w:val="left" w:pos="709" w:leader="none"/>
-        </w:tabs>
-        <w:bidi w:val="0"/>
+          <w:tab w:val="clear" w:pos="709"/>
+          <w:tab w:val="left" w:pos="0" w:leader="none"/>
+        </w:tabs>
         <w:ind w:hanging="283" w:start="709"/>
-        <w:jc w:val="start"/>
-        <w:rPr/>
-      </w:pPr>
-      <w:r>
-        <w:rPr>
-          <w:rStyle w:val="Textooriginaluser"/>
-        </w:rPr>
-        <w:t>mapa.py</w:t>
-      </w:r>
-      <w:r>
-        <w:rPr/>
-        <w:t xml:space="preserve"> - Sistema de habitaciones, mapa visual</w:t>
-      </w:r>
-    </w:p>
-    <w:p>
-      <w:pPr>
-        <w:pStyle w:val="Heading2"/>
-        <w:bidi w:val="0"/>
-        <w:jc w:val="start"/>
+        <w:rPr/>
+      </w:pPr>
+      <w:r>
+        <w:rPr/>
+        <w:t xml:space="preserve">✅ </w:t>
+      </w:r>
+      <w:r>
+        <w:rPr/>
+        <w:t xml:space="preserve">Items usan </w:t>
+      </w:r>
+      <w:r>
+        <w:rPr>
+          <w:rStyle w:val="Textooriginal"/>
+        </w:rPr>
+        <w:t>jugador.curar()</w:t>
+      </w:r>
+      <w:r>
+        <w:rPr/>
+        <w:t xml:space="preserve"> en lugar de modificar </w:t>
+      </w:r>
+      <w:r>
+        <w:rPr>
+          <w:rStyle w:val="Textooriginal"/>
+        </w:rPr>
+        <w:t>_vida</w:t>
+      </w:r>
+      <w:r>
+        <w:rPr/>
+        <w:t xml:space="preserve"> directamente</w:t>
+      </w:r>
+    </w:p>
+    <w:p>
+      <w:pPr>
+        <w:pStyle w:val="BodyText"/>
         <w:rPr/>
       </w:pPr>
       <w:r>
         <w:rPr>
           <w:rStyle w:val="Strong"/>
-          <w:b/>
-          <w:bCs/>
-        </w:rPr>
-        <w:t xml:space="preserve">🎯 </w:t>
-      </w:r>
-      <w:r>
-        <w:rPr>
-          <w:rStyle w:val="Strong"/>
-          <w:b/>
-          <w:bCs/>
-        </w:rPr>
-        <w:t>METODOLOGÍA CORREGIDA (SIN SESGO):</w:t>
-      </w:r>
-    </w:p>
-    <w:p>
-      <w:pPr>
-        <w:pStyle w:val="BodyText"/>
-        <w:bidi w:val="0"/>
-        <w:jc w:val="start"/>
-        <w:rPr/>
-      </w:pPr>
-      <w:r>
-        <w:rPr>
-          <w:rStyle w:val="Strong"/>
-        </w:rPr>
-        <w:t>Nuevo sistema de evaluación:</w:t>
+        </w:rPr>
+        <w:t>Interacción con el mundo:</w:t>
       </w:r>
     </w:p>
     <w:p>
@@ -623,22 +671,29 @@
           <w:numId w:val="5"/>
         </w:numPr>
         <w:tabs>
-          <w:tab w:val="left" w:pos="709" w:leader="none"/>
-        </w:tabs>
-        <w:bidi w:val="0"/>
+          <w:tab w:val="clear" w:pos="709"/>
+          <w:tab w:val="left" w:pos="0" w:leader="none"/>
+        </w:tabs>
         <w:ind w:hanging="283" w:start="709"/>
-        <w:jc w:val="start"/>
-        <w:rPr/>
-      </w:pPr>
-      <w:r>
-        <w:rPr>
-          <w:rStyle w:val="Strong"/>
-        </w:rPr>
-        <w:t>Diagnóstico previo:</w:t>
-      </w:r>
-      <w:r>
-        <w:rPr/>
-        <w:t xml:space="preserve"> Preguntas evaluables (tú respondes, yo corrijo)</w:t>
+        <w:rPr/>
+      </w:pPr>
+      <w:r>
+        <w:rPr/>
+        <w:t xml:space="preserve">✅ </w:t>
+      </w:r>
+      <w:r>
+        <w:rPr/>
+        <w:t xml:space="preserve">Comando </w:t>
+      </w:r>
+      <w:r>
+        <w:rPr>
+          <w:rStyle w:val="Textooriginal"/>
+        </w:rPr>
+        <w:t>examinar</w:t>
+      </w:r>
+      <w:r>
+        <w:rPr/>
+        <w:t xml:space="preserve"> (muestra objetos en sala)</w:t>
       </w:r>
     </w:p>
     <w:p>
@@ -649,22 +704,29 @@
           <w:numId w:val="5"/>
         </w:numPr>
         <w:tabs>
-          <w:tab w:val="left" w:pos="709" w:leader="none"/>
-        </w:tabs>
-        <w:bidi w:val="0"/>
+          <w:tab w:val="clear" w:pos="709"/>
+          <w:tab w:val="left" w:pos="0" w:leader="none"/>
+        </w:tabs>
         <w:ind w:hanging="283" w:start="709"/>
-        <w:jc w:val="start"/>
-        <w:rPr/>
-      </w:pPr>
-      <w:r>
-        <w:rPr>
-          <w:rStyle w:val="Strong"/>
-        </w:rPr>
-        <w:t>Métricas por nivel:</w:t>
-      </w:r>
-      <w:r>
-        <w:rPr/>
-        <w:t xml:space="preserve"> Uso (0-33%), Explicación (34-66%), Modificación (67-100%)</w:t>
+        <w:rPr/>
+      </w:pPr>
+      <w:r>
+        <w:rPr/>
+        <w:t xml:space="preserve">✅ </w:t>
+      </w:r>
+      <w:r>
+        <w:rPr/>
+        <w:t xml:space="preserve">Comando </w:t>
+      </w:r>
+      <w:r>
+        <w:rPr>
+          <w:rStyle w:val="Textooriginal"/>
+        </w:rPr>
+        <w:t>recoger &lt;objeto&gt;</w:t>
+      </w:r>
+      <w:r>
+        <w:rPr/>
+        <w:t xml:space="preserve"> (sala → inventario)</w:t>
       </w:r>
     </w:p>
     <w:p>
@@ -675,62 +737,65 @@
           <w:numId w:val="5"/>
         </w:numPr>
         <w:tabs>
-          <w:tab w:val="left" w:pos="709" w:leader="none"/>
-        </w:tabs>
-        <w:bidi w:val="0"/>
+          <w:tab w:val="clear" w:pos="709"/>
+          <w:tab w:val="left" w:pos="0" w:leader="none"/>
+        </w:tabs>
         <w:ind w:hanging="283" w:start="709"/>
-        <w:jc w:val="start"/>
-        <w:rPr/>
+        <w:rPr/>
+      </w:pPr>
+      <w:r>
+        <w:rPr/>
+        <w:t xml:space="preserve">✅ </w:t>
+      </w:r>
+      <w:r>
+        <w:rPr/>
+        <w:t>Manejo de errores (objeto no encontrado, etc.)</w:t>
+      </w:r>
+    </w:p>
+    <w:p>
+      <w:pPr>
+        <w:pStyle w:val="Lneahorizontal"/>
+        <w:spacing w:before="0" w:after="0"/>
+        <w:rPr>
+          <w:sz w:val="24"/>
+          <w:szCs w:val="24"/>
+        </w:rPr>
+      </w:pPr>
+      <w:r>
+        <w:rPr>
+          <w:sz w:val="24"/>
+          <w:szCs w:val="24"/>
+        </w:rPr>
+      </w:r>
+    </w:p>
+    <w:p>
+      <w:pPr>
+        <w:pStyle w:val="Heading3"/>
+        <w:spacing w:before="0" w:after="283"/>
+        <w:rPr>
+          <w:sz w:val="24"/>
+          <w:szCs w:val="24"/>
+        </w:rPr>
       </w:pPr>
       <w:r>
         <w:rPr>
           <w:rStyle w:val="Strong"/>
-        </w:rPr>
-        <w:t>Auto-evaluación contrastada:</w:t>
-      </w:r>
-      <w:r>
-        <w:rPr/>
-        <w:t xml:space="preserve"> Tú evalúas, yo evalúo, comparamos</w:t>
-      </w:r>
-    </w:p>
-    <w:p>
-      <w:pPr>
-        <w:pStyle w:val="BodyText"/>
-        <w:numPr>
-          <w:ilvl w:val="0"/>
-          <w:numId w:val="5"/>
-        </w:numPr>
-        <w:tabs>
-          <w:tab w:val="left" w:pos="709" w:leader="none"/>
-        </w:tabs>
-        <w:bidi w:val="0"/>
-        <w:ind w:hanging="283" w:start="709"/>
-        <w:jc w:val="start"/>
-        <w:rPr/>
-      </w:pPr>
+          <w:b/>
+          <w:bCs/>
+          <w:sz w:val="24"/>
+          <w:szCs w:val="24"/>
+        </w:rPr>
+        <w:t xml:space="preserve">🐛 </w:t>
+      </w:r>
       <w:r>
         <w:rPr>
           <w:rStyle w:val="Strong"/>
-        </w:rPr>
-        <w:t>Sin métricas infladas:</w:t>
-      </w:r>
-      <w:r>
-        <w:rPr/>
-        <w:t xml:space="preserve"> Comprensión REAL, no optimismo</w:t>
-      </w:r>
-    </w:p>
-    <w:p>
-      <w:pPr>
-        <w:pStyle w:val="BodyText"/>
-        <w:bidi w:val="0"/>
-        <w:jc w:val="start"/>
-        <w:rPr/>
-      </w:pPr>
-      <w:r>
-        <w:rPr>
-          <w:rStyle w:val="Strong"/>
-        </w:rPr>
-        <w:t>Problemas corregidos del prompt original:</w:t>
+          <w:b/>
+          <w:bCs/>
+          <w:sz w:val="24"/>
+          <w:szCs w:val="24"/>
+        </w:rPr>
+        <w:t>ERRORES PENDIENTES POR PULIR</w:t>
       </w:r>
     </w:p>
     <w:p>
@@ -741,20 +806,31 @@
           <w:numId w:val="6"/>
         </w:numPr>
         <w:tabs>
-          <w:tab w:val="left" w:pos="709" w:leader="none"/>
-        </w:tabs>
-        <w:bidi w:val="0"/>
+          <w:tab w:val="clear" w:pos="709"/>
+          <w:tab w:val="left" w:pos="0" w:leader="none"/>
+        </w:tabs>
         <w:ind w:hanging="283" w:start="709"/>
-        <w:jc w:val="start"/>
-        <w:rPr/>
-      </w:pPr>
-      <w:r>
-        <w:rPr/>
-        <w:t xml:space="preserve">✅ </w:t>
-      </w:r>
-      <w:r>
-        <w:rPr/>
-        <w:t>Ya no asumo "si implementa → comprende"</w:t>
+        <w:rPr/>
+      </w:pPr>
+      <w:r>
+        <w:rPr>
+          <w:rStyle w:val="Strong"/>
+        </w:rPr>
+        <w:t>Normalización de input</w:t>
+      </w:r>
+      <w:r>
+        <w:rPr/>
+        <w:t xml:space="preserve"> - Propuesto: usar </w:t>
+      </w:r>
+      <w:r>
+        <w:rPr>
+          <w:rStyle w:val="Textooriginal"/>
+        </w:rPr>
+        <w:t>normalize()</w:t>
+      </w:r>
+      <w:r>
+        <w:rPr/>
+        <w:t xml:space="preserve"> en todos los comandos</w:t>
       </w:r>
     </w:p>
     <w:p>
@@ -765,20 +841,27 @@
           <w:numId w:val="6"/>
         </w:numPr>
         <w:tabs>
-          <w:tab w:val="left" w:pos="709" w:leader="none"/>
-        </w:tabs>
-        <w:bidi w:val="0"/>
+          <w:tab w:val="clear" w:pos="709"/>
+          <w:tab w:val="left" w:pos="0" w:leader="none"/>
+        </w:tabs>
         <w:ind w:hanging="283" w:start="709"/>
-        <w:jc w:val="start"/>
-        <w:rPr/>
-      </w:pPr>
-      <w:r>
-        <w:rPr/>
-        <w:t xml:space="preserve">✅ </w:t>
-      </w:r>
-      <w:r>
-        <w:rPr/>
-        <w:t>Preguntas con retroalimentación específica</w:t>
+        <w:rPr/>
+      </w:pPr>
+      <w:r>
+        <w:rPr>
+          <w:rStyle w:val="Strong"/>
+        </w:rPr>
+        <w:t>Mensaje "No hay salida"</w:t>
+      </w:r>
+      <w:r>
+        <w:rPr/>
+        <w:t xml:space="preserve"> para comandos válidos - Corregir estructura de </w:t>
+      </w:r>
+      <w:r>
+        <w:rPr>
+          <w:rStyle w:val="Textooriginal"/>
+        </w:rPr>
+        <w:t>if/elif</w:t>
       </w:r>
     </w:p>
     <w:p>
@@ -789,58 +872,65 @@
           <w:numId w:val="6"/>
         </w:numPr>
         <w:tabs>
-          <w:tab w:val="left" w:pos="709" w:leader="none"/>
-        </w:tabs>
-        <w:bidi w:val="0"/>
+          <w:tab w:val="clear" w:pos="709"/>
+          <w:tab w:val="left" w:pos="0" w:leader="none"/>
+        </w:tabs>
         <w:ind w:hanging="283" w:start="709"/>
-        <w:jc w:val="start"/>
-        <w:rPr/>
-      </w:pPr>
-      <w:r>
-        <w:rPr/>
-        <w:t xml:space="preserve">✅ </w:t>
-      </w:r>
-      <w:r>
-        <w:rPr/>
-        <w:t>Métricas basadas en respuestas evaluadas</w:t>
-      </w:r>
-    </w:p>
-    <w:p>
-      <w:pPr>
-        <w:pStyle w:val="BodyText"/>
-        <w:numPr>
-          <w:ilvl w:val="0"/>
-          <w:numId w:val="6"/>
-        </w:numPr>
-        <w:tabs>
-          <w:tab w:val="left" w:pos="709" w:leader="none"/>
-        </w:tabs>
-        <w:bidi w:val="0"/>
-        <w:ind w:hanging="283" w:start="709"/>
-        <w:jc w:val="start"/>
-        <w:rPr/>
-      </w:pPr>
-      <w:r>
-        <w:rPr/>
-        <w:t xml:space="preserve">✅ </w:t>
-      </w:r>
-      <w:r>
-        <w:rPr/>
-        <w:t>Reconocimiento de subestimación (tú subestimas ~10-15 puntos)</w:t>
-      </w:r>
-    </w:p>
-    <w:p>
-      <w:pPr>
-        <w:pStyle w:val="Heading2"/>
-        <w:bidi w:val="0"/>
-        <w:jc w:val="start"/>
-        <w:rPr/>
+        <w:rPr/>
+      </w:pPr>
+      <w:r>
+        <w:rPr>
+          <w:rStyle w:val="Strong"/>
+        </w:rPr>
+        <w:t>Mostrar comandos en menú</w:t>
+      </w:r>
+      <w:r>
+        <w:rPr/>
+        <w:t xml:space="preserve"> - Añadir "examinar/recoger" al </w:t>
+      </w:r>
+      <w:r>
+        <w:rPr>
+          <w:rStyle w:val="Textooriginal"/>
+        </w:rPr>
+        <w:t>print</w:t>
+      </w:r>
+      <w:r>
+        <w:rPr/>
+        <w:t xml:space="preserve"> inicial</w:t>
+      </w:r>
+    </w:p>
+    <w:p>
+      <w:pPr>
+        <w:pStyle w:val="Lneahorizontal"/>
+        <w:spacing w:before="0" w:after="0"/>
+        <w:rPr>
+          <w:sz w:val="24"/>
+          <w:szCs w:val="24"/>
+        </w:rPr>
+      </w:pPr>
+      <w:r>
+        <w:rPr>
+          <w:sz w:val="24"/>
+          <w:szCs w:val="24"/>
+        </w:rPr>
+      </w:r>
+    </w:p>
+    <w:p>
+      <w:pPr>
+        <w:pStyle w:val="Heading3"/>
+        <w:spacing w:before="0" w:after="283"/>
+        <w:rPr>
+          <w:sz w:val="24"/>
+          <w:szCs w:val="24"/>
+        </w:rPr>
       </w:pPr>
       <w:r>
         <w:rPr>
           <w:rStyle w:val="Strong"/>
           <w:b/>
           <w:bCs/>
+          <w:sz w:val="24"/>
+          <w:szCs w:val="24"/>
         </w:rPr>
         <w:t xml:space="preserve">🧠 </w:t>
       </w:r>
@@ -849,108 +939,10 @@
           <w:rStyle w:val="Strong"/>
           <w:b/>
           <w:bCs/>
-        </w:rPr>
-        <w:t>PERFIL COGNITIVO ACTUALIZADO:</w:t>
-      </w:r>
-    </w:p>
-    <w:p>
-      <w:pPr>
-        <w:pStyle w:val="BodyText"/>
-        <w:bidi w:val="0"/>
-        <w:jc w:val="start"/>
-        <w:rPr/>
-      </w:pPr>
-      <w:r>
-        <w:rPr>
-          <w:rStyle w:val="Strong"/>
-        </w:rPr>
-        <w:t>Estilo:</w:t>
-      </w:r>
-      <w:r>
-        <w:rPr/>
-        <w:t xml:space="preserve"> Kinestésico/Visual - Aprende haciendo, con resultados visibles</w:t>
-        <w:br/>
-      </w:r>
-      <w:r>
-        <w:rPr>
-          <w:rStyle w:val="Strong"/>
-        </w:rPr>
-        <w:t>Fortalezas:</w:t>
-      </w:r>
-      <w:r>
-        <w:rPr/>
-        <w:t xml:space="preserve"> Pensamiento lógico, detección de inconsistencias, resiliencia</w:t>
-        <w:br/>
-      </w:r>
-      <w:r>
-        <w:rPr>
-          <w:rStyle w:val="Strong"/>
-        </w:rPr>
-        <w:t>Áreas a desarrollar:</w:t>
-      </w:r>
-      <w:r>
-        <w:rPr/>
-        <w:t xml:space="preserve"> Vocabulario técnico, implementación desde cero</w:t>
-        <w:br/>
-      </w:r>
-      <w:r>
-        <w:rPr>
-          <w:rStyle w:val="Strong"/>
-        </w:rPr>
-        <w:t>Momento clave:</w:t>
-      </w:r>
-      <w:r>
-        <w:rPr/>
-        <w:t xml:space="preserve"> Hoy experimentó "¡ajá!" al implementar inventario interactivo AUTÓNOMAMENTE</w:t>
-      </w:r>
-    </w:p>
-    <w:p>
-      <w:pPr>
-        <w:pStyle w:val="Heading2"/>
-        <w:bidi w:val="0"/>
-        <w:jc w:val="start"/>
-        <w:rPr/>
-      </w:pPr>
-      <w:r>
-        <w:rPr>
-          <w:rStyle w:val="Strong"/>
-          <w:b/>
-          <w:bCs/>
-        </w:rPr>
-        <w:t xml:space="preserve">🚀 </w:t>
-      </w:r>
-      <w:r>
-        <w:rPr>
-          <w:rStyle w:val="Strong"/>
-          <w:b/>
-          <w:bCs/>
-        </w:rPr>
-        <w:t>PRÓXIMOS PASOS PLANEADOS:</w:t>
-      </w:r>
-    </w:p>
-    <w:p>
-      <w:pPr>
-        <w:pStyle w:val="BodyText"/>
-        <w:bidi w:val="0"/>
-        <w:jc w:val="start"/>
-        <w:rPr/>
-      </w:pPr>
-      <w:r>
-        <w:rPr>
-          <w:rStyle w:val="Strong"/>
-        </w:rPr>
-        <w:t>Tema:</w:t>
-      </w:r>
-      <w:r>
-        <w:rPr/>
-        <w:t xml:space="preserve"> Sistema completo de objetos e interacción</w:t>
-        <w:br/>
-      </w:r>
-      <w:r>
-        <w:rPr>
-          <w:rStyle w:val="Strong"/>
-        </w:rPr>
-        <w:t>Objetivos:</w:t>
+          <w:sz w:val="24"/>
+          <w:szCs w:val="24"/>
+        </w:rPr>
+        <w:t>PUNTOS DÉBILES IDENTIFICADOS (a reforzar)</w:t>
       </w:r>
     </w:p>
     <w:p>
@@ -961,26 +953,25 @@
           <w:numId w:val="7"/>
         </w:numPr>
         <w:tabs>
-          <w:tab w:val="left" w:pos="709" w:leader="none"/>
-        </w:tabs>
-        <w:bidi w:val="0"/>
+          <w:tab w:val="clear" w:pos="709"/>
+          <w:tab w:val="left" w:pos="0" w:leader="none"/>
+        </w:tabs>
         <w:ind w:hanging="283" w:start="709"/>
-        <w:jc w:val="start"/>
-        <w:rPr/>
-      </w:pPr>
-      <w:r>
-        <w:rPr/>
-        <w:t xml:space="preserve">Clase </w:t>
-      </w:r>
-      <w:r>
-        <w:rPr>
-          <w:rStyle w:val="Textooriginaluser"/>
-        </w:rPr>
-        <w:t>Item</w:t>
-      </w:r>
-      <w:r>
-        <w:rPr/>
-        <w:t xml:space="preserve"> con atributos y efectos</w:t>
+        <w:rPr/>
+      </w:pPr>
+      <w:r>
+        <w:rPr/>
+        <w:t xml:space="preserve">Comprensión de </w:t>
+      </w:r>
+      <w:r>
+        <w:rPr>
+          <w:rStyle w:val="Strong"/>
+        </w:rPr>
+        <w:t>por qué</w:t>
+      </w:r>
+      <w:r>
+        <w:rPr/>
+        <w:t xml:space="preserve"> separar responsabilidades (preguntas 3,7,8 del checkpoint)</w:t>
       </w:r>
     </w:p>
     <w:p>
@@ -991,32 +982,31 @@
           <w:numId w:val="7"/>
         </w:numPr>
         <w:tabs>
-          <w:tab w:val="left" w:pos="709" w:leader="none"/>
-        </w:tabs>
-        <w:bidi w:val="0"/>
+          <w:tab w:val="clear" w:pos="709"/>
+          <w:tab w:val="left" w:pos="0" w:leader="none"/>
+        </w:tabs>
         <w:ind w:hanging="283" w:start="709"/>
-        <w:jc w:val="start"/>
-        <w:rPr/>
-      </w:pPr>
-      <w:r>
-        <w:rPr/>
-        <w:t xml:space="preserve">Comandos </w:t>
-      </w:r>
-      <w:r>
-        <w:rPr>
-          <w:rStyle w:val="Textooriginaluser"/>
-        </w:rPr>
-        <w:t>examinar</w:t>
-      </w:r>
-      <w:r>
-        <w:rPr/>
-        <w:t xml:space="preserve"> y </w:t>
-      </w:r>
-      <w:r>
-        <w:rPr>
-          <w:rStyle w:val="Textooriginaluser"/>
-        </w:rPr>
-        <w:t>recoger</w:t>
+        <w:rPr/>
+      </w:pPr>
+      <w:r>
+        <w:rPr/>
+        <w:t xml:space="preserve">Diferencia entre saber </w:t>
+      </w:r>
+      <w:r>
+        <w:rPr>
+          <w:rStyle w:val="Strong"/>
+        </w:rPr>
+        <w:t>qué hace</w:t>
+      </w:r>
+      <w:r>
+        <w:rPr/>
+        <w:t xml:space="preserve"> el código vs </w:t>
+      </w:r>
+      <w:r>
+        <w:rPr>
+          <w:rStyle w:val="Strong"/>
+        </w:rPr>
+        <w:t>por qué está diseñado así</w:t>
       </w:r>
     </w:p>
     <w:p>
@@ -1027,16 +1017,73 @@
           <w:numId w:val="7"/>
         </w:numPr>
         <w:tabs>
-          <w:tab w:val="left" w:pos="709" w:leader="none"/>
-        </w:tabs>
-        <w:bidi w:val="0"/>
+          <w:tab w:val="clear" w:pos="709"/>
+          <w:tab w:val="left" w:pos="0" w:leader="none"/>
+        </w:tabs>
         <w:ind w:hanging="283" w:start="709"/>
-        <w:jc w:val="start"/>
-        <w:rPr/>
-      </w:pPr>
-      <w:r>
-        <w:rPr/>
-        <w:t>Items que afectan estadísticas</w:t>
+        <w:rPr/>
+      </w:pPr>
+      <w:r>
+        <w:rPr/>
+        <w:t>Confianza al modificar código existente sin romperlo</w:t>
+      </w:r>
+    </w:p>
+    <w:p>
+      <w:pPr>
+        <w:pStyle w:val="Lneahorizontal"/>
+        <w:spacing w:before="0" w:after="0"/>
+        <w:rPr>
+          <w:sz w:val="24"/>
+          <w:szCs w:val="24"/>
+        </w:rPr>
+      </w:pPr>
+      <w:r>
+        <w:rPr>
+          <w:sz w:val="24"/>
+          <w:szCs w:val="24"/>
+        </w:rPr>
+      </w:r>
+    </w:p>
+    <w:p>
+      <w:pPr>
+        <w:pStyle w:val="Heading3"/>
+        <w:spacing w:before="0" w:after="283"/>
+        <w:rPr>
+          <w:sz w:val="24"/>
+          <w:szCs w:val="24"/>
+        </w:rPr>
+      </w:pPr>
+      <w:r>
+        <w:rPr>
+          <w:rStyle w:val="Strong"/>
+          <w:b/>
+          <w:bCs/>
+          <w:sz w:val="24"/>
+          <w:szCs w:val="24"/>
+        </w:rPr>
+        <w:t xml:space="preserve">📋 </w:t>
+      </w:r>
+      <w:r>
+        <w:rPr>
+          <w:rStyle w:val="Strong"/>
+          <w:b/>
+          <w:bCs/>
+          <w:sz w:val="24"/>
+          <w:szCs w:val="24"/>
+        </w:rPr>
+        <w:t>PRÓXIMOS PASOS RECOMENDADOS (elige 1)</w:t>
+      </w:r>
+    </w:p>
+    <w:p>
+      <w:pPr>
+        <w:pStyle w:val="BodyText"/>
+        <w:rPr/>
+      </w:pPr>
+      <w:r>
+        <w:rPr>
+          <w:rStyle w:val="Strong"/>
+        </w:rPr>
+        <w:t>Corto plazo (15-25 min cada uno):</w:t>
       </w:r>
     </w:p>
     <w:p>
@@ -1044,48 +1091,897 @@
         <w:pStyle w:val="BodyText"/>
         <w:numPr>
           <w:ilvl w:val="0"/>
-          <w:numId w:val="7"/>
+          <w:numId w:val="8"/>
         </w:numPr>
         <w:tabs>
-          <w:tab w:val="left" w:pos="709" w:leader="none"/>
-        </w:tabs>
-        <w:bidi w:val="0"/>
+          <w:tab w:val="clear" w:pos="709"/>
+          <w:tab w:val="left" w:pos="0" w:leader="none"/>
+        </w:tabs>
         <w:ind w:hanging="283" w:start="709"/>
-        <w:jc w:val="start"/>
-        <w:rPr/>
-      </w:pPr>
-      <w:r>
-        <w:rPr/>
-        <w:t>Sistema de llaves/puertas (opcional)</w:t>
-      </w:r>
-    </w:p>
-    <w:p>
-      <w:pPr>
-        <w:pStyle w:val="BodyText"/>
-        <w:bidi w:val="0"/>
-        <w:jc w:val="start"/>
         <w:rPr/>
       </w:pPr>
       <w:r>
         <w:rPr>
           <w:rStyle w:val="Strong"/>
         </w:rPr>
-        <w:t>Duración recomendada:</w:t>
-      </w:r>
-      <w:r>
-        <w:rPr/>
-        <w:t xml:space="preserve"> 2-2.5 horas por sesión</w:t>
-        <w:br/>
-      </w:r>
+        <w:t xml:space="preserve">Implementar </w:t>
+      </w:r>
+      <w:r>
+        <w:rPr>
+          <w:rStyle w:val="Textooriginal"/>
+        </w:rPr>
+        <w:t>dejar &lt;objeto&gt;</w:t>
+      </w:r>
+      <w:r>
+        <w:rPr/>
+        <w:t xml:space="preserve"> - inverso de recoger</w:t>
+      </w:r>
+    </w:p>
+    <w:p>
+      <w:pPr>
+        <w:pStyle w:val="BodyText"/>
+        <w:numPr>
+          <w:ilvl w:val="0"/>
+          <w:numId w:val="8"/>
+        </w:numPr>
+        <w:tabs>
+          <w:tab w:val="clear" w:pos="709"/>
+          <w:tab w:val="left" w:pos="0" w:leader="none"/>
+        </w:tabs>
+        <w:ind w:hanging="283" w:start="709"/>
+        <w:rPr/>
+      </w:pPr>
       <w:r>
         <w:rPr>
           <w:rStyle w:val="Strong"/>
         </w:rPr>
-        <w:t>Energía óptima:</w:t>
-      </w:r>
-      <w:r>
-        <w:rPr/>
-        <w:t xml:space="preserve"> 7-9/10 para implementación, 5-7/10 para teoría</w:t>
+        <w:t>Convertir objetos de sala en Items reales</w:t>
+      </w:r>
+      <w:r>
+        <w:rPr/>
+        <w:t xml:space="preserve"> (no strings)</w:t>
+      </w:r>
+    </w:p>
+    <w:p>
+      <w:pPr>
+        <w:pStyle w:val="BodyText"/>
+        <w:numPr>
+          <w:ilvl w:val="0"/>
+          <w:numId w:val="8"/>
+        </w:numPr>
+        <w:tabs>
+          <w:tab w:val="clear" w:pos="709"/>
+          <w:tab w:val="left" w:pos="0" w:leader="none"/>
+        </w:tabs>
+        <w:ind w:hanging="283" w:start="709"/>
+        <w:rPr/>
+      </w:pPr>
+      <w:r>
+        <w:rPr>
+          <w:rStyle w:val="Strong"/>
+        </w:rPr>
+        <w:t xml:space="preserve">Añadir validación en </w:t>
+      </w:r>
+      <w:r>
+        <w:rPr>
+          <w:rStyle w:val="Textooriginal"/>
+        </w:rPr>
+        <w:t>Item.__init__</w:t>
+      </w:r>
+      <w:r>
+        <w:rPr/>
+        <w:t xml:space="preserve"> (valores positivos)</w:t>
+      </w:r>
+    </w:p>
+    <w:p>
+      <w:pPr>
+        <w:pStyle w:val="BodyText"/>
+        <w:numPr>
+          <w:ilvl w:val="0"/>
+          <w:numId w:val="8"/>
+        </w:numPr>
+        <w:tabs>
+          <w:tab w:val="clear" w:pos="709"/>
+          <w:tab w:val="left" w:pos="0" w:leader="none"/>
+        </w:tabs>
+        <w:ind w:hanging="283" w:start="709"/>
+        <w:rPr/>
+      </w:pPr>
+      <w:r>
+        <w:rPr>
+          <w:rStyle w:val="Strong"/>
+        </w:rPr>
+        <w:t xml:space="preserve">Método </w:t>
+      </w:r>
+      <w:r>
+        <w:rPr>
+          <w:rStyle w:val="Textooriginal"/>
+        </w:rPr>
+        <w:t>recibir_daño</w:t>
+      </w:r>
+      <w:r>
+        <w:rPr>
+          <w:rStyle w:val="Strong"/>
+        </w:rPr>
+        <w:t xml:space="preserve"> seguro</w:t>
+      </w:r>
+      <w:r>
+        <w:rPr/>
+        <w:t xml:space="preserve"> (centralizar lógica como con </w:t>
+      </w:r>
+      <w:r>
+        <w:rPr>
+          <w:rStyle w:val="Textooriginal"/>
+        </w:rPr>
+        <w:t>curar</w:t>
+      </w:r>
+      <w:r>
+        <w:rPr/>
+        <w:t>)</w:t>
+      </w:r>
+    </w:p>
+    <w:p>
+      <w:pPr>
+        <w:pStyle w:val="BodyText"/>
+        <w:numPr>
+          <w:ilvl w:val="0"/>
+          <w:numId w:val="8"/>
+        </w:numPr>
+        <w:tabs>
+          <w:tab w:val="clear" w:pos="709"/>
+          <w:tab w:val="left" w:pos="0" w:leader="none"/>
+        </w:tabs>
+        <w:ind w:hanging="283" w:start="709"/>
+        <w:rPr/>
+      </w:pPr>
+      <w:r>
+        <w:rPr>
+          <w:rStyle w:val="Strong"/>
+        </w:rPr>
+        <w:t>Mejorar feedback visual</w:t>
+      </w:r>
+      <w:r>
+        <w:rPr/>
+        <w:t xml:space="preserve"> - mostrar objetos en mapa con icono 🎒</w:t>
+      </w:r>
+    </w:p>
+    <w:p>
+      <w:pPr>
+        <w:pStyle w:val="BodyText"/>
+        <w:rPr/>
+      </w:pPr>
+      <w:r>
+        <w:rPr>
+          <w:rStyle w:val="Strong"/>
+        </w:rPr>
+        <w:t>Medio plazo (próxima sesión):</w:t>
+      </w:r>
+    </w:p>
+    <w:p>
+      <w:pPr>
+        <w:pStyle w:val="BodyText"/>
+        <w:numPr>
+          <w:ilvl w:val="0"/>
+          <w:numId w:val="9"/>
+        </w:numPr>
+        <w:tabs>
+          <w:tab w:val="clear" w:pos="709"/>
+          <w:tab w:val="left" w:pos="0" w:leader="none"/>
+        </w:tabs>
+        <w:ind w:hanging="283" w:start="709"/>
+        <w:rPr/>
+      </w:pPr>
+      <w:r>
+        <w:rPr/>
+        <w:t>Guardado de objetos Item en partida.json (serialización)</w:t>
+      </w:r>
+    </w:p>
+    <w:p>
+      <w:pPr>
+        <w:pStyle w:val="BodyText"/>
+        <w:numPr>
+          <w:ilvl w:val="0"/>
+          <w:numId w:val="9"/>
+        </w:numPr>
+        <w:tabs>
+          <w:tab w:val="clear" w:pos="709"/>
+          <w:tab w:val="left" w:pos="0" w:leader="none"/>
+        </w:tabs>
+        <w:ind w:hanging="283" w:start="709"/>
+        <w:rPr/>
+      </w:pPr>
+      <w:r>
+        <w:rPr/>
+        <w:t>Sistema de eventos básico (Día 4 del cronograma)</w:t>
+      </w:r>
+    </w:p>
+    <w:p>
+      <w:pPr>
+        <w:pStyle w:val="BodyText"/>
+        <w:numPr>
+          <w:ilvl w:val="0"/>
+          <w:numId w:val="9"/>
+        </w:numPr>
+        <w:tabs>
+          <w:tab w:val="clear" w:pos="709"/>
+          <w:tab w:val="left" w:pos="0" w:leader="none"/>
+        </w:tabs>
+        <w:ind w:hanging="283" w:start="709"/>
+        <w:rPr/>
+      </w:pPr>
+      <w:r>
+        <w:rPr/>
+        <w:t>Checkpoint de diseño (ejercicios específicos de refactorización)</w:t>
+      </w:r>
+    </w:p>
+    <w:p>
+      <w:pPr>
+        <w:pStyle w:val="Lneahorizontal"/>
+        <w:spacing w:before="0" w:after="0"/>
+        <w:rPr>
+          <w:sz w:val="24"/>
+          <w:szCs w:val="24"/>
+        </w:rPr>
+      </w:pPr>
+      <w:r>
+        <w:rPr>
+          <w:sz w:val="24"/>
+          <w:szCs w:val="24"/>
+        </w:rPr>
+      </w:r>
+    </w:p>
+    <w:p>
+      <w:pPr>
+        <w:pStyle w:val="Heading3"/>
+        <w:spacing w:before="0" w:after="283"/>
+        <w:rPr>
+          <w:sz w:val="24"/>
+          <w:szCs w:val="24"/>
+        </w:rPr>
+      </w:pPr>
+      <w:r>
+        <w:rPr>
+          <w:rStyle w:val="Strong"/>
+          <w:b/>
+          <w:bCs/>
+          <w:sz w:val="24"/>
+          <w:szCs w:val="24"/>
+        </w:rPr>
+        <w:t xml:space="preserve">📁 </w:t>
+      </w:r>
+      <w:r>
+        <w:rPr>
+          <w:rStyle w:val="Strong"/>
+          <w:b/>
+          <w:bCs/>
+          <w:sz w:val="24"/>
+          <w:szCs w:val="24"/>
+        </w:rPr>
+        <w:t>ESTRUCTURA ACTUAL DE ARCHIVOS</w:t>
+      </w:r>
+    </w:p>
+    <w:p>
+      <w:pPr>
+        <w:pStyle w:val="BodyText"/>
+        <w:rPr/>
+      </w:pPr>
+      <w:r>
+        <w:rPr/>
+        <w:t>text</w:t>
+      </w:r>
+    </w:p>
+    <w:p>
+      <w:pPr>
+        <w:pStyle w:val="Textopreformateado"/>
+        <w:rPr>
+          <w:rFonts w:ascii="Liberation Serif" w:hAnsi="Liberation Serif" w:eastAsia="NSimSun" w:cs="Arial"/>
+          <w:sz w:val="24"/>
+          <w:szCs w:val="24"/>
+        </w:rPr>
+      </w:pPr>
+      <w:r>
+        <w:rPr>
+          <w:rFonts w:eastAsia="NSimSun" w:cs="Arial" w:ascii="Liberation Serif" w:hAnsi="Liberation Serif"/>
+          <w:sz w:val="24"/>
+          <w:szCs w:val="24"/>
+        </w:rPr>
+        <w:t>proyecto/</w:t>
+      </w:r>
+    </w:p>
+    <w:p>
+      <w:pPr>
+        <w:pStyle w:val="Textopreformateado"/>
+        <w:rPr>
+          <w:rFonts w:ascii="Liberation Serif" w:hAnsi="Liberation Serif" w:eastAsia="NSimSun" w:cs="Arial"/>
+          <w:sz w:val="24"/>
+          <w:szCs w:val="24"/>
+        </w:rPr>
+      </w:pPr>
+      <w:r>
+        <w:rPr>
+          <w:rFonts w:eastAsia="NSimSun" w:cs="Arial" w:ascii="Liberation Serif" w:hAnsi="Liberation Serif"/>
+          <w:sz w:val="24"/>
+          <w:szCs w:val="24"/>
+        </w:rPr>
+        <w:t xml:space="preserve">├── </w:t>
+      </w:r>
+      <w:r>
+        <w:rPr>
+          <w:rFonts w:eastAsia="NSimSun" w:cs="Arial" w:ascii="Liberation Serif" w:hAnsi="Liberation Serif"/>
+          <w:sz w:val="24"/>
+          <w:szCs w:val="24"/>
+        </w:rPr>
+        <w:t>main.py              # 3 líneas (solo crea juego y ejecuta)</w:t>
+      </w:r>
+    </w:p>
+    <w:p>
+      <w:pPr>
+        <w:pStyle w:val="Textopreformateado"/>
+        <w:rPr>
+          <w:rFonts w:ascii="Liberation Serif" w:hAnsi="Liberation Serif" w:eastAsia="NSimSun" w:cs="Arial"/>
+          <w:sz w:val="24"/>
+          <w:szCs w:val="24"/>
+        </w:rPr>
+      </w:pPr>
+      <w:r>
+        <w:rPr>
+          <w:rFonts w:eastAsia="NSimSun" w:cs="Arial" w:ascii="Liberation Serif" w:hAnsi="Liberation Serif"/>
+          <w:sz w:val="24"/>
+          <w:szCs w:val="24"/>
+        </w:rPr>
+        <w:t xml:space="preserve">├── </w:t>
+      </w:r>
+      <w:r>
+        <w:rPr>
+          <w:rFonts w:eastAsia="NSimSun" w:cs="Arial" w:ascii="Liberation Serif" w:hAnsi="Liberation Serif"/>
+          <w:sz w:val="24"/>
+          <w:szCs w:val="24"/>
+        </w:rPr>
+        <w:t>juego.py             # Clase Juego (config + bucle)</w:t>
+      </w:r>
+    </w:p>
+    <w:p>
+      <w:pPr>
+        <w:pStyle w:val="Textopreformateado"/>
+        <w:rPr>
+          <w:rFonts w:ascii="Liberation Serif" w:hAnsi="Liberation Serif" w:eastAsia="NSimSun" w:cs="Arial"/>
+          <w:sz w:val="24"/>
+          <w:szCs w:val="24"/>
+        </w:rPr>
+      </w:pPr>
+      <w:r>
+        <w:rPr>
+          <w:rFonts w:eastAsia="NSimSun" w:cs="Arial" w:ascii="Liberation Serif" w:hAnsi="Liberation Serif"/>
+          <w:sz w:val="24"/>
+          <w:szCs w:val="24"/>
+        </w:rPr>
+        <w:t xml:space="preserve">├── </w:t>
+      </w:r>
+      <w:r>
+        <w:rPr>
+          <w:rFonts w:eastAsia="NSimSun" w:cs="Arial" w:ascii="Liberation Serif" w:hAnsi="Liberation Serif"/>
+          <w:sz w:val="24"/>
+          <w:szCs w:val="24"/>
+        </w:rPr>
+        <w:t>entidades.py         # Personaje, Guerrero, Enemigo, Jefe, Inventario</w:t>
+      </w:r>
+    </w:p>
+    <w:p>
+      <w:pPr>
+        <w:pStyle w:val="Textopreformateado"/>
+        <w:rPr>
+          <w:rFonts w:ascii="Liberation Serif" w:hAnsi="Liberation Serif" w:eastAsia="NSimSun" w:cs="Arial"/>
+          <w:sz w:val="24"/>
+          <w:szCs w:val="24"/>
+        </w:rPr>
+      </w:pPr>
+      <w:r>
+        <w:rPr>
+          <w:rFonts w:eastAsia="NSimSun" w:cs="Arial" w:ascii="Liberation Serif" w:hAnsi="Liberation Serif"/>
+          <w:sz w:val="24"/>
+          <w:szCs w:val="24"/>
+        </w:rPr>
+        <w:t xml:space="preserve">├── </w:t>
+      </w:r>
+      <w:r>
+        <w:rPr>
+          <w:rFonts w:eastAsia="NSimSun" w:cs="Arial" w:ascii="Liberation Serif" w:hAnsi="Liberation Serif"/>
+          <w:sz w:val="24"/>
+          <w:szCs w:val="24"/>
+        </w:rPr>
+        <w:t>objetos.py           # Clase Item + fábricas estáticas</w:t>
+      </w:r>
+    </w:p>
+    <w:p>
+      <w:pPr>
+        <w:pStyle w:val="Textopreformateado"/>
+        <w:rPr>
+          <w:rFonts w:ascii="Liberation Serif" w:hAnsi="Liberation Serif" w:eastAsia="NSimSun" w:cs="Arial"/>
+          <w:sz w:val="24"/>
+          <w:szCs w:val="24"/>
+        </w:rPr>
+      </w:pPr>
+      <w:r>
+        <w:rPr>
+          <w:rFonts w:eastAsia="NSimSun" w:cs="Arial" w:ascii="Liberation Serif" w:hAnsi="Liberation Serif"/>
+          <w:sz w:val="24"/>
+          <w:szCs w:val="24"/>
+        </w:rPr>
+        <w:t xml:space="preserve">├── </w:t>
+      </w:r>
+      <w:r>
+        <w:rPr>
+          <w:rFonts w:eastAsia="NSimSun" w:cs="Arial" w:ascii="Liberation Serif" w:hAnsi="Liberation Serif"/>
+          <w:sz w:val="24"/>
+          <w:szCs w:val="24"/>
+        </w:rPr>
+        <w:t>combate.py           # Función combate()</w:t>
+      </w:r>
+    </w:p>
+    <w:p>
+      <w:pPr>
+        <w:pStyle w:val="Textopreformateado"/>
+        <w:rPr>
+          <w:rFonts w:ascii="Liberation Serif" w:hAnsi="Liberation Serif" w:eastAsia="NSimSun" w:cs="Arial"/>
+          <w:sz w:val="24"/>
+          <w:szCs w:val="24"/>
+        </w:rPr>
+      </w:pPr>
+      <w:r>
+        <w:rPr>
+          <w:rFonts w:eastAsia="NSimSun" w:cs="Arial" w:ascii="Liberation Serif" w:hAnsi="Liberation Serif"/>
+          <w:sz w:val="24"/>
+          <w:szCs w:val="24"/>
+        </w:rPr>
+        <w:t xml:space="preserve">├── </w:t>
+      </w:r>
+      <w:r>
+        <w:rPr>
+          <w:rFonts w:eastAsia="NSimSun" w:cs="Arial" w:ascii="Liberation Serif" w:hAnsi="Liberation Serif"/>
+          <w:sz w:val="24"/>
+          <w:szCs w:val="24"/>
+        </w:rPr>
+        <w:t>mapa.py              # Habitacion, Mapa, conectar_mutua</w:t>
+      </w:r>
+    </w:p>
+    <w:p>
+      <w:pPr>
+        <w:pStyle w:val="Textopreformateado"/>
+        <w:spacing w:before="0" w:after="283"/>
+        <w:rPr>
+          <w:rFonts w:ascii="Liberation Serif" w:hAnsi="Liberation Serif" w:eastAsia="NSimSun" w:cs="Arial"/>
+          <w:sz w:val="24"/>
+          <w:szCs w:val="24"/>
+        </w:rPr>
+      </w:pPr>
+      <w:r>
+        <w:rPr>
+          <w:rFonts w:eastAsia="NSimSun" w:cs="Arial" w:ascii="Liberation Serif" w:hAnsi="Liberation Serif"/>
+          <w:sz w:val="24"/>
+          <w:szCs w:val="24"/>
+        </w:rPr>
+        <w:t xml:space="preserve">└── </w:t>
+      </w:r>
+      <w:r>
+        <w:rPr>
+          <w:rFonts w:eastAsia="NSimSun" w:cs="Arial" w:ascii="Liberation Serif" w:hAnsi="Liberation Serif"/>
+          <w:sz w:val="24"/>
+          <w:szCs w:val="24"/>
+        </w:rPr>
+        <w:t>partida.json         # Guardado automático</w:t>
+      </w:r>
+    </w:p>
+    <w:p>
+      <w:pPr>
+        <w:pStyle w:val="Lneahorizontal"/>
+        <w:spacing w:before="0" w:after="0"/>
+        <w:rPr>
+          <w:sz w:val="24"/>
+          <w:szCs w:val="24"/>
+        </w:rPr>
+      </w:pPr>
+      <w:r>
+        <w:rPr>
+          <w:sz w:val="24"/>
+          <w:szCs w:val="24"/>
+        </w:rPr>
+      </w:r>
+    </w:p>
+    <w:p>
+      <w:pPr>
+        <w:pStyle w:val="Heading3"/>
+        <w:spacing w:before="0" w:after="283"/>
+        <w:rPr>
+          <w:sz w:val="24"/>
+          <w:szCs w:val="24"/>
+        </w:rPr>
+      </w:pPr>
+      <w:r>
+        <w:rPr>
+          <w:rStyle w:val="Strong"/>
+          <w:b/>
+          <w:bCs/>
+          <w:sz w:val="24"/>
+          <w:szCs w:val="24"/>
+        </w:rPr>
+        <w:t xml:space="preserve">🎯 </w:t>
+      </w:r>
+      <w:r>
+        <w:rPr>
+          <w:rStyle w:val="Strong"/>
+          <w:b/>
+          <w:bCs/>
+          <w:sz w:val="24"/>
+          <w:szCs w:val="24"/>
+        </w:rPr>
+        <w:t>TU PERFIL ACTUALIZADO</w:t>
+      </w:r>
+    </w:p>
+    <w:p>
+      <w:pPr>
+        <w:pStyle w:val="BodyText"/>
+        <w:rPr/>
+      </w:pPr>
+      <w:r>
+        <w:rPr/>
+        <w:t>text</w:t>
+      </w:r>
+    </w:p>
+    <w:p>
+      <w:pPr>
+        <w:pStyle w:val="Textopreformateado"/>
+        <w:rPr>
+          <w:rFonts w:ascii="Liberation Serif" w:hAnsi="Liberation Serif" w:eastAsia="NSimSun" w:cs="Arial"/>
+          <w:sz w:val="24"/>
+          <w:szCs w:val="24"/>
+        </w:rPr>
+      </w:pPr>
+      <w:r>
+        <w:rPr>
+          <w:rFonts w:eastAsia="NSimSun" w:cs="Arial" w:ascii="Liberation Serif" w:hAnsi="Liberation Serif"/>
+          <w:sz w:val="24"/>
+          <w:szCs w:val="24"/>
+        </w:rPr>
+        <w:t>{</w:t>
+      </w:r>
+    </w:p>
+    <w:p>
+      <w:pPr>
+        <w:pStyle w:val="Textopreformateado"/>
+        <w:rPr>
+          <w:rFonts w:ascii="Liberation Serif" w:hAnsi="Liberation Serif" w:eastAsia="NSimSun" w:cs="Arial"/>
+          <w:sz w:val="24"/>
+          <w:szCs w:val="24"/>
+        </w:rPr>
+      </w:pPr>
+      <w:r>
+        <w:rPr>
+          <w:rFonts w:eastAsia="NSimSun" w:cs="Arial" w:ascii="Liberation Serif" w:hAnsi="Liberation Serif"/>
+          <w:sz w:val="24"/>
+          <w:szCs w:val="24"/>
+        </w:rPr>
+        <w:t xml:space="preserve">  </w:t>
+      </w:r>
+      <w:r>
+        <w:rPr>
+          <w:rFonts w:eastAsia="NSimSun" w:cs="Arial" w:ascii="Liberation Serif" w:hAnsi="Liberation Serif"/>
+          <w:sz w:val="24"/>
+          <w:szCs w:val="24"/>
+        </w:rPr>
+        <w:t>"Fortalezas confirmadas": [</w:t>
+      </w:r>
+    </w:p>
+    <w:p>
+      <w:pPr>
+        <w:pStyle w:val="Textopreformateado"/>
+        <w:rPr>
+          <w:rFonts w:ascii="Liberation Serif" w:hAnsi="Liberation Serif" w:eastAsia="NSimSun" w:cs="Arial"/>
+          <w:sz w:val="24"/>
+          <w:szCs w:val="24"/>
+        </w:rPr>
+      </w:pPr>
+      <w:r>
+        <w:rPr>
+          <w:rFonts w:eastAsia="NSimSun" w:cs="Arial" w:ascii="Liberation Serif" w:hAnsi="Liberation Serif"/>
+          <w:sz w:val="24"/>
+          <w:szCs w:val="24"/>
+        </w:rPr>
+        <w:t xml:space="preserve">    </w:t>
+      </w:r>
+      <w:r>
+        <w:rPr>
+          <w:rFonts w:eastAsia="NSimSun" w:cs="Arial" w:ascii="Liberation Serif" w:hAnsi="Liberation Serif"/>
+          <w:sz w:val="24"/>
+          <w:szCs w:val="24"/>
+        </w:rPr>
+        <w:t>"Lógica para implementar features nuevas",</w:t>
+      </w:r>
+    </w:p>
+    <w:p>
+      <w:pPr>
+        <w:pStyle w:val="Textopreformateado"/>
+        <w:rPr>
+          <w:rFonts w:ascii="Liberation Serif" w:hAnsi="Liberation Serif" w:eastAsia="NSimSun" w:cs="Arial"/>
+          <w:sz w:val="24"/>
+          <w:szCs w:val="24"/>
+        </w:rPr>
+      </w:pPr>
+      <w:r>
+        <w:rPr>
+          <w:rFonts w:eastAsia="NSimSun" w:cs="Arial" w:ascii="Liberation Serif" w:hAnsi="Liberation Serif"/>
+          <w:sz w:val="24"/>
+          <w:szCs w:val="24"/>
+        </w:rPr>
+        <w:t xml:space="preserve">    </w:t>
+      </w:r>
+      <w:r>
+        <w:rPr>
+          <w:rFonts w:eastAsia="NSimSun" w:cs="Arial" w:ascii="Liberation Serif" w:hAnsi="Liberation Serif"/>
+          <w:sz w:val="24"/>
+          <w:szCs w:val="24"/>
+        </w:rPr>
+        <w:t>"Detección de errores (typos, normalización)",</w:t>
+      </w:r>
+    </w:p>
+    <w:p>
+      <w:pPr>
+        <w:pStyle w:val="Textopreformateado"/>
+        <w:rPr>
+          <w:rFonts w:ascii="Liberation Serif" w:hAnsi="Liberation Serif" w:eastAsia="NSimSun" w:cs="Arial"/>
+          <w:sz w:val="24"/>
+          <w:szCs w:val="24"/>
+        </w:rPr>
+      </w:pPr>
+      <w:r>
+        <w:rPr>
+          <w:rFonts w:eastAsia="NSimSun" w:cs="Arial" w:ascii="Liberation Serif" w:hAnsi="Liberation Serif"/>
+          <w:sz w:val="24"/>
+          <w:szCs w:val="24"/>
+        </w:rPr>
+        <w:t xml:space="preserve">    </w:t>
+      </w:r>
+      <w:r>
+        <w:rPr>
+          <w:rFonts w:eastAsia="NSimSun" w:cs="Arial" w:ascii="Liberation Serif" w:hAnsi="Liberation Serif"/>
+          <w:sz w:val="24"/>
+          <w:szCs w:val="24"/>
+        </w:rPr>
+        <w:t>"Persistencia cuando algo no funciona",</w:t>
+      </w:r>
+    </w:p>
+    <w:p>
+      <w:pPr>
+        <w:pStyle w:val="Textopreformateado"/>
+        <w:rPr>
+          <w:rFonts w:ascii="Liberation Serif" w:hAnsi="Liberation Serif" w:eastAsia="NSimSun" w:cs="Arial"/>
+          <w:sz w:val="24"/>
+          <w:szCs w:val="24"/>
+        </w:rPr>
+      </w:pPr>
+      <w:r>
+        <w:rPr>
+          <w:rFonts w:eastAsia="NSimSun" w:cs="Arial" w:ascii="Liberation Serif" w:hAnsi="Liberation Serif"/>
+          <w:sz w:val="24"/>
+          <w:szCs w:val="24"/>
+        </w:rPr>
+        <w:t xml:space="preserve">    </w:t>
+      </w:r>
+      <w:r>
+        <w:rPr>
+          <w:rFonts w:eastAsia="NSimSun" w:cs="Arial" w:ascii="Liberation Serif" w:hAnsi="Liberation Serif"/>
+          <w:sz w:val="24"/>
+          <w:szCs w:val="24"/>
+        </w:rPr>
+        <w:t>"Comprensión de flujo de programas"</w:t>
+      </w:r>
+    </w:p>
+    <w:p>
+      <w:pPr>
+        <w:pStyle w:val="Textopreformateado"/>
+        <w:rPr>
+          <w:rFonts w:ascii="Liberation Serif" w:hAnsi="Liberation Serif" w:eastAsia="NSimSun" w:cs="Arial"/>
+          <w:sz w:val="24"/>
+          <w:szCs w:val="24"/>
+        </w:rPr>
+      </w:pPr>
+      <w:r>
+        <w:rPr>
+          <w:rFonts w:eastAsia="NSimSun" w:cs="Arial" w:ascii="Liberation Serif" w:hAnsi="Liberation Serif"/>
+          <w:sz w:val="24"/>
+          <w:szCs w:val="24"/>
+        </w:rPr>
+        <w:t xml:space="preserve">  </w:t>
+      </w:r>
+      <w:r>
+        <w:rPr>
+          <w:rFonts w:eastAsia="NSimSun" w:cs="Arial" w:ascii="Liberation Serif" w:hAnsi="Liberation Serif"/>
+          <w:sz w:val="24"/>
+          <w:szCs w:val="24"/>
+        </w:rPr>
+        <w:t>],</w:t>
+      </w:r>
+    </w:p>
+    <w:p>
+      <w:pPr>
+        <w:pStyle w:val="Textopreformateado"/>
+        <w:rPr>
+          <w:rFonts w:ascii="Liberation Serif" w:hAnsi="Liberation Serif" w:eastAsia="NSimSun" w:cs="Arial"/>
+          <w:sz w:val="24"/>
+          <w:szCs w:val="24"/>
+        </w:rPr>
+      </w:pPr>
+      <w:r>
+        <w:rPr>
+          <w:rFonts w:eastAsia="NSimSun" w:cs="Arial" w:ascii="Liberation Serif" w:hAnsi="Liberation Serif"/>
+          <w:sz w:val="24"/>
+          <w:szCs w:val="24"/>
+        </w:rPr>
+        <w:t xml:space="preserve">  </w:t>
+      </w:r>
+      <w:r>
+        <w:rPr>
+          <w:rFonts w:eastAsia="NSimSun" w:cs="Arial" w:ascii="Liberation Serif" w:hAnsi="Liberation Serif"/>
+          <w:sz w:val="24"/>
+          <w:szCs w:val="24"/>
+        </w:rPr>
+        <w:t>"Áreas de mejora": [</w:t>
+      </w:r>
+    </w:p>
+    <w:p>
+      <w:pPr>
+        <w:pStyle w:val="Textopreformateado"/>
+        <w:rPr>
+          <w:rFonts w:ascii="Liberation Serif" w:hAnsi="Liberation Serif" w:eastAsia="NSimSun" w:cs="Arial"/>
+          <w:sz w:val="24"/>
+          <w:szCs w:val="24"/>
+        </w:rPr>
+      </w:pPr>
+      <w:r>
+        <w:rPr>
+          <w:rFonts w:eastAsia="NSimSun" w:cs="Arial" w:ascii="Liberation Serif" w:hAnsi="Liberation Serif"/>
+          <w:sz w:val="24"/>
+          <w:szCs w:val="24"/>
+        </w:rPr>
+        <w:t xml:space="preserve">    </w:t>
+      </w:r>
+      <w:r>
+        <w:rPr>
+          <w:rFonts w:eastAsia="NSimSun" w:cs="Arial" w:ascii="Liberation Serif" w:hAnsi="Liberation Serif"/>
+          <w:sz w:val="24"/>
+          <w:szCs w:val="24"/>
+        </w:rPr>
+        <w:t>"Vocabulario técnico",</w:t>
+      </w:r>
+    </w:p>
+    <w:p>
+      <w:pPr>
+        <w:pStyle w:val="Textopreformateado"/>
+        <w:rPr>
+          <w:rFonts w:ascii="Liberation Serif" w:hAnsi="Liberation Serif" w:eastAsia="NSimSun" w:cs="Arial"/>
+          <w:sz w:val="24"/>
+          <w:szCs w:val="24"/>
+        </w:rPr>
+      </w:pPr>
+      <w:r>
+        <w:rPr>
+          <w:rFonts w:eastAsia="NSimSun" w:cs="Arial" w:ascii="Liberation Serif" w:hAnsi="Liberation Serif"/>
+          <w:sz w:val="24"/>
+          <w:szCs w:val="24"/>
+        </w:rPr>
+        <w:t xml:space="preserve">    </w:t>
+      </w:r>
+      <w:r>
+        <w:rPr>
+          <w:rFonts w:eastAsia="NSimSun" w:cs="Arial" w:ascii="Liberation Serif" w:hAnsi="Liberation Serif"/>
+          <w:sz w:val="24"/>
+          <w:szCs w:val="24"/>
+        </w:rPr>
+        <w:t>"Principios de diseño (por qué, no solo cómo)",</w:t>
+      </w:r>
+    </w:p>
+    <w:p>
+      <w:pPr>
+        <w:pStyle w:val="Textopreformateado"/>
+        <w:rPr>
+          <w:rFonts w:ascii="Liberation Serif" w:hAnsi="Liberation Serif" w:eastAsia="NSimSun" w:cs="Arial"/>
+          <w:sz w:val="24"/>
+          <w:szCs w:val="24"/>
+        </w:rPr>
+      </w:pPr>
+      <w:r>
+        <w:rPr>
+          <w:rFonts w:eastAsia="NSimSun" w:cs="Arial" w:ascii="Liberation Serif" w:hAnsi="Liberation Serif"/>
+          <w:sz w:val="24"/>
+          <w:szCs w:val="24"/>
+        </w:rPr>
+        <w:t xml:space="preserve">    </w:t>
+      </w:r>
+      <w:r>
+        <w:rPr>
+          <w:rFonts w:eastAsia="NSimSun" w:cs="Arial" w:ascii="Liberation Serif" w:hAnsi="Liberation Serif"/>
+          <w:sz w:val="24"/>
+          <w:szCs w:val="24"/>
+        </w:rPr>
+        <w:t>"Confianza al modificar código ajeno"</w:t>
+      </w:r>
+    </w:p>
+    <w:p>
+      <w:pPr>
+        <w:pStyle w:val="Textopreformateado"/>
+        <w:rPr>
+          <w:rFonts w:ascii="Liberation Serif" w:hAnsi="Liberation Serif" w:eastAsia="NSimSun" w:cs="Arial"/>
+          <w:sz w:val="24"/>
+          <w:szCs w:val="24"/>
+        </w:rPr>
+      </w:pPr>
+      <w:r>
+        <w:rPr>
+          <w:rFonts w:eastAsia="NSimSun" w:cs="Arial" w:ascii="Liberation Serif" w:hAnsi="Liberation Serif"/>
+          <w:sz w:val="24"/>
+          <w:szCs w:val="24"/>
+        </w:rPr>
+        <w:t xml:space="preserve">  </w:t>
+      </w:r>
+      <w:r>
+        <w:rPr>
+          <w:rFonts w:eastAsia="NSimSun" w:cs="Arial" w:ascii="Liberation Serif" w:hAnsi="Liberation Serif"/>
+          <w:sz w:val="24"/>
+          <w:szCs w:val="24"/>
+        </w:rPr>
+        <w:t>],</w:t>
+      </w:r>
+    </w:p>
+    <w:p>
+      <w:pPr>
+        <w:pStyle w:val="Textopreformateado"/>
+        <w:rPr>
+          <w:rFonts w:ascii="Liberation Serif" w:hAnsi="Liberation Serif" w:eastAsia="NSimSun" w:cs="Arial"/>
+          <w:sz w:val="24"/>
+          <w:szCs w:val="24"/>
+        </w:rPr>
+      </w:pPr>
+      <w:r>
+        <w:rPr>
+          <w:rFonts w:eastAsia="NSimSun" w:cs="Arial" w:ascii="Liberation Serif" w:hAnsi="Liberation Serif"/>
+          <w:sz w:val="24"/>
+          <w:szCs w:val="24"/>
+        </w:rPr>
+        <w:t xml:space="preserve">  </w:t>
+      </w:r>
+      <w:r>
+        <w:rPr>
+          <w:rFonts w:eastAsia="NSimSun" w:cs="Arial" w:ascii="Liberation Serif" w:hAnsi="Liberation Serif"/>
+          <w:sz w:val="24"/>
+          <w:szCs w:val="24"/>
+        </w:rPr>
+        <w:t>"Modo óptimo de aprendizaje": "Mini-pasos (10-15 min) con huecos y verificación inmediata",</w:t>
+      </w:r>
+    </w:p>
+    <w:p>
+      <w:pPr>
+        <w:pStyle w:val="Textopreformateado"/>
+        <w:spacing w:before="0" w:after="283"/>
+        <w:rPr>
+          <w:rFonts w:ascii="Liberation Serif" w:hAnsi="Liberation Serif" w:eastAsia="NSimSun" w:cs="Arial"/>
+          <w:sz w:val="24"/>
+          <w:szCs w:val="24"/>
+        </w:rPr>
+      </w:pPr>
+      <w:r>
+        <w:rPr>
+          <w:rFonts w:eastAsia="NSimSun" w:cs="Arial" w:ascii="Liberation Serif" w:hAnsi="Liberation Serif"/>
+          <w:sz w:val="24"/>
+          <w:szCs w:val="24"/>
+        </w:rPr>
+        <w:t xml:space="preserve">  </w:t>
+      </w:r>
+      <w:r>
+        <w:rPr>
+          <w:rFonts w:eastAsia="NSimSun" w:cs="Arial" w:ascii="Liberation Serif" w:hAnsi="Liberation Serif"/>
+          <w:sz w:val="24"/>
+          <w:szCs w:val="24"/>
+        </w:rPr>
+        <w:t>"Frustración actual": "Media-baja (bien manejada)"</w:t>
       </w:r>
     </w:p>
     <w:p>
@@ -1097,6 +1993,7 @@
       </w:pPr>
       <w:r>
         <w:rPr/>
+        <w:t>}</w:t>
       </w:r>
     </w:p>
     <w:sectPr>
@@ -1117,8 +2014,8 @@
   <w:abstractNum w:abstractNumId="1">
     <w:lvl w:ilvl="0">
       <w:start w:val="1"/>
-      <w:numFmt w:val="decimal"/>
-      <w:lvlText w:val="%1."/>
+      <w:numFmt w:val="bullet"/>
+      <w:lvlText w:val=""/>
       <w:lvlJc w:val="start"/>
       <w:pPr>
         <w:tabs>
@@ -1126,12 +2023,14 @@
         </w:tabs>
         <w:ind w:start="709" w:hanging="283"/>
       </w:pPr>
-      <w:rPr/>
+      <w:rPr>
+        <w:rFonts w:ascii="Symbol" w:hAnsi="Symbol" w:cs="Symbol" w:hint="default"/>
+      </w:rPr>
     </w:lvl>
     <w:lvl w:ilvl="1">
       <w:start w:val="1"/>
-      <w:numFmt w:val="decimal"/>
-      <w:lvlText w:val="%2."/>
+      <w:numFmt w:val="bullet"/>
+      <w:lvlText w:val=""/>
       <w:lvlJc w:val="start"/>
       <w:pPr>
         <w:tabs>
@@ -1139,12 +2038,14 @@
         </w:tabs>
         <w:ind w:start="1418" w:hanging="283"/>
       </w:pPr>
-      <w:rPr/>
+      <w:rPr>
+        <w:rFonts w:ascii="Symbol" w:hAnsi="Symbol" w:cs="Symbol" w:hint="default"/>
+      </w:rPr>
     </w:lvl>
     <w:lvl w:ilvl="2">
       <w:start w:val="1"/>
-      <w:numFmt w:val="decimal"/>
-      <w:lvlText w:val="%3."/>
+      <w:numFmt w:val="bullet"/>
+      <w:lvlText w:val=""/>
       <w:lvlJc w:val="start"/>
       <w:pPr>
         <w:tabs>
@@ -1152,12 +2053,14 @@
         </w:tabs>
         <w:ind w:start="2127" w:hanging="283"/>
       </w:pPr>
-      <w:rPr/>
+      <w:rPr>
+        <w:rFonts w:ascii="Symbol" w:hAnsi="Symbol" w:cs="Symbol" w:hint="default"/>
+      </w:rPr>
     </w:lvl>
     <w:lvl w:ilvl="3">
       <w:start w:val="1"/>
-      <w:numFmt w:val="decimal"/>
-      <w:lvlText w:val="%4."/>
+      <w:numFmt w:val="bullet"/>
+      <w:lvlText w:val=""/>
       <w:lvlJc w:val="start"/>
       <w:pPr>
         <w:tabs>
@@ -1165,12 +2068,14 @@
         </w:tabs>
         <w:ind w:start="2836" w:hanging="283"/>
       </w:pPr>
-      <w:rPr/>
+      <w:rPr>
+        <w:rFonts w:ascii="Symbol" w:hAnsi="Symbol" w:cs="Symbol" w:hint="default"/>
+      </w:rPr>
     </w:lvl>
     <w:lvl w:ilvl="4">
       <w:start w:val="1"/>
-      <w:numFmt w:val="decimal"/>
-      <w:lvlText w:val="%5."/>
+      <w:numFmt w:val="bullet"/>
+      <w:lvlText w:val=""/>
       <w:lvlJc w:val="start"/>
       <w:pPr>
         <w:tabs>
@@ -1178,12 +2083,14 @@
         </w:tabs>
         <w:ind w:start="3545" w:hanging="283"/>
       </w:pPr>
-      <w:rPr/>
+      <w:rPr>
+        <w:rFonts w:ascii="Symbol" w:hAnsi="Symbol" w:cs="Symbol" w:hint="default"/>
+      </w:rPr>
     </w:lvl>
     <w:lvl w:ilvl="5">
       <w:start w:val="1"/>
-      <w:numFmt w:val="decimal"/>
-      <w:lvlText w:val="%6."/>
+      <w:numFmt w:val="bullet"/>
+      <w:lvlText w:val=""/>
       <w:lvlJc w:val="start"/>
       <w:pPr>
         <w:tabs>
@@ -1191,12 +2098,14 @@
         </w:tabs>
         <w:ind w:start="4254" w:hanging="283"/>
       </w:pPr>
-      <w:rPr/>
+      <w:rPr>
+        <w:rFonts w:ascii="Symbol" w:hAnsi="Symbol" w:cs="Symbol" w:hint="default"/>
+      </w:rPr>
     </w:lvl>
     <w:lvl w:ilvl="6">
       <w:start w:val="1"/>
-      <w:numFmt w:val="decimal"/>
-      <w:lvlText w:val="%7."/>
+      <w:numFmt w:val="bullet"/>
+      <w:lvlText w:val=""/>
       <w:lvlJc w:val="start"/>
       <w:pPr>
         <w:tabs>
@@ -1204,12 +2113,14 @@
         </w:tabs>
         <w:ind w:start="4963" w:hanging="283"/>
       </w:pPr>
-      <w:rPr/>
+      <w:rPr>
+        <w:rFonts w:ascii="Symbol" w:hAnsi="Symbol" w:cs="Symbol" w:hint="default"/>
+      </w:rPr>
     </w:lvl>
     <w:lvl w:ilvl="7">
       <w:start w:val="1"/>
-      <w:numFmt w:val="decimal"/>
-      <w:lvlText w:val="%8."/>
+      <w:numFmt w:val="bullet"/>
+      <w:lvlText w:val=""/>
       <w:lvlJc w:val="start"/>
       <w:pPr>
         <w:tabs>
@@ -1217,12 +2128,14 @@
         </w:tabs>
         <w:ind w:start="5672" w:hanging="283"/>
       </w:pPr>
-      <w:rPr/>
+      <w:rPr>
+        <w:rFonts w:ascii="Symbol" w:hAnsi="Symbol" w:cs="Symbol" w:hint="default"/>
+      </w:rPr>
     </w:lvl>
     <w:lvl w:ilvl="8">
       <w:start w:val="1"/>
-      <w:numFmt w:val="decimal"/>
-      <w:lvlText w:val="%9."/>
+      <w:numFmt w:val="bullet"/>
+      <w:lvlText w:val=""/>
       <w:lvlJc w:val="start"/>
       <w:pPr>
         <w:tabs>
@@ -1230,14 +2143,16 @@
         </w:tabs>
         <w:ind w:start="6381" w:hanging="283"/>
       </w:pPr>
-      <w:rPr/>
+      <w:rPr>
+        <w:rFonts w:ascii="Symbol" w:hAnsi="Symbol" w:cs="Symbol" w:hint="default"/>
+      </w:rPr>
     </w:lvl>
   </w:abstractNum>
   <w:abstractNum w:abstractNumId="2">
     <w:lvl w:ilvl="0">
-      <w:start w:val="5"/>
-      <w:numFmt w:val="decimal"/>
-      <w:lvlText w:val="%1."/>
+      <w:start w:val="1"/>
+      <w:numFmt w:val="bullet"/>
+      <w:lvlText w:val=""/>
       <w:lvlJc w:val="start"/>
       <w:pPr>
         <w:tabs>
@@ -1245,12 +2160,14 @@
         </w:tabs>
         <w:ind w:start="709" w:hanging="283"/>
       </w:pPr>
-      <w:rPr/>
+      <w:rPr>
+        <w:rFonts w:ascii="Symbol" w:hAnsi="Symbol" w:cs="Symbol" w:hint="default"/>
+      </w:rPr>
     </w:lvl>
     <w:lvl w:ilvl="1">
       <w:start w:val="1"/>
-      <w:numFmt w:val="decimal"/>
-      <w:lvlText w:val="%2."/>
+      <w:numFmt w:val="bullet"/>
+      <w:lvlText w:val=""/>
       <w:lvlJc w:val="start"/>
       <w:pPr>
         <w:tabs>
@@ -1258,12 +2175,14 @@
         </w:tabs>
         <w:ind w:start="1418" w:hanging="283"/>
       </w:pPr>
-      <w:rPr/>
+      <w:rPr>
+        <w:rFonts w:ascii="Symbol" w:hAnsi="Symbol" w:cs="Symbol" w:hint="default"/>
+      </w:rPr>
     </w:lvl>
     <w:lvl w:ilvl="2">
       <w:start w:val="1"/>
-      <w:numFmt w:val="decimal"/>
-      <w:lvlText w:val="%3."/>
+      <w:numFmt w:val="bullet"/>
+      <w:lvlText w:val=""/>
       <w:lvlJc w:val="start"/>
       <w:pPr>
         <w:tabs>
@@ -1271,12 +2190,14 @@
         </w:tabs>
         <w:ind w:start="2127" w:hanging="283"/>
       </w:pPr>
-      <w:rPr/>
+      <w:rPr>
+        <w:rFonts w:ascii="Symbol" w:hAnsi="Symbol" w:cs="Symbol" w:hint="default"/>
+      </w:rPr>
     </w:lvl>
     <w:lvl w:ilvl="3">
       <w:start w:val="1"/>
-      <w:numFmt w:val="decimal"/>
-      <w:lvlText w:val="%4."/>
+      <w:numFmt w:val="bullet"/>
+      <w:lvlText w:val=""/>
       <w:lvlJc w:val="start"/>
       <w:pPr>
         <w:tabs>
@@ -1284,12 +2205,14 @@
         </w:tabs>
         <w:ind w:start="2836" w:hanging="283"/>
       </w:pPr>
-      <w:rPr/>
+      <w:rPr>
+        <w:rFonts w:ascii="Symbol" w:hAnsi="Symbol" w:cs="Symbol" w:hint="default"/>
+      </w:rPr>
     </w:lvl>
     <w:lvl w:ilvl="4">
       <w:start w:val="1"/>
-      <w:numFmt w:val="decimal"/>
-      <w:lvlText w:val="%5."/>
+      <w:numFmt w:val="bullet"/>
+      <w:lvlText w:val=""/>
       <w:lvlJc w:val="start"/>
       <w:pPr>
         <w:tabs>
@@ -1297,12 +2220,14 @@
         </w:tabs>
         <w:ind w:start="3545" w:hanging="283"/>
       </w:pPr>
-      <w:rPr/>
+      <w:rPr>
+        <w:rFonts w:ascii="Symbol" w:hAnsi="Symbol" w:cs="Symbol" w:hint="default"/>
+      </w:rPr>
     </w:lvl>
     <w:lvl w:ilvl="5">
       <w:start w:val="1"/>
-      <w:numFmt w:val="decimal"/>
-      <w:lvlText w:val="%6."/>
+      <w:numFmt w:val="bullet"/>
+      <w:lvlText w:val=""/>
       <w:lvlJc w:val="start"/>
       <w:pPr>
         <w:tabs>
@@ -1310,12 +2235,14 @@
         </w:tabs>
         <w:ind w:start="4254" w:hanging="283"/>
       </w:pPr>
-      <w:rPr/>
+      <w:rPr>
+        <w:rFonts w:ascii="Symbol" w:hAnsi="Symbol" w:cs="Symbol" w:hint="default"/>
+      </w:rPr>
     </w:lvl>
     <w:lvl w:ilvl="6">
       <w:start w:val="1"/>
-      <w:numFmt w:val="decimal"/>
-      <w:lvlText w:val="%7."/>
+      <w:numFmt w:val="bullet"/>
+      <w:lvlText w:val=""/>
       <w:lvlJc w:val="start"/>
       <w:pPr>
         <w:tabs>
@@ -1323,12 +2250,14 @@
         </w:tabs>
         <w:ind w:start="4963" w:hanging="283"/>
       </w:pPr>
-      <w:rPr/>
+      <w:rPr>
+        <w:rFonts w:ascii="Symbol" w:hAnsi="Symbol" w:cs="Symbol" w:hint="default"/>
+      </w:rPr>
     </w:lvl>
     <w:lvl w:ilvl="7">
       <w:start w:val="1"/>
-      <w:numFmt w:val="decimal"/>
-      <w:lvlText w:val="%8."/>
+      <w:numFmt w:val="bullet"/>
+      <w:lvlText w:val=""/>
       <w:lvlJc w:val="start"/>
       <w:pPr>
         <w:tabs>
@@ -1336,12 +2265,14 @@
         </w:tabs>
         <w:ind w:start="5672" w:hanging="283"/>
       </w:pPr>
-      <w:rPr/>
+      <w:rPr>
+        <w:rFonts w:ascii="Symbol" w:hAnsi="Symbol" w:cs="Symbol" w:hint="default"/>
+      </w:rPr>
     </w:lvl>
     <w:lvl w:ilvl="8">
       <w:start w:val="1"/>
-      <w:numFmt w:val="decimal"/>
-      <w:lvlText w:val="%9."/>
+      <w:numFmt w:val="bullet"/>
+      <w:lvlText w:val=""/>
       <w:lvlJc w:val="start"/>
       <w:pPr>
         <w:tabs>
@@ -1349,7 +2280,9 @@
         </w:tabs>
         <w:ind w:start="6381" w:hanging="283"/>
       </w:pPr>
-      <w:rPr/>
+      <w:rPr>
+        <w:rFonts w:ascii="Symbol" w:hAnsi="Symbol" w:cs="Symbol" w:hint="default"/>
+      </w:rPr>
     </w:lvl>
   </w:abstractNum>
   <w:abstractNum w:abstractNumId="3">
@@ -1629,8 +2562,8 @@
   <w:abstractNum w:abstractNumId="5">
     <w:lvl w:ilvl="0">
       <w:start w:val="1"/>
-      <w:numFmt w:val="decimal"/>
-      <w:lvlText w:val="%1."/>
+      <w:numFmt w:val="bullet"/>
+      <w:lvlText w:val=""/>
       <w:lvlJc w:val="start"/>
       <w:pPr>
         <w:tabs>
@@ -1638,12 +2571,14 @@
         </w:tabs>
         <w:ind w:start="709" w:hanging="283"/>
       </w:pPr>
-      <w:rPr/>
+      <w:rPr>
+        <w:rFonts w:ascii="Symbol" w:hAnsi="Symbol" w:cs="Symbol" w:hint="default"/>
+      </w:rPr>
     </w:lvl>
     <w:lvl w:ilvl="1">
       <w:start w:val="1"/>
-      <w:numFmt w:val="decimal"/>
-      <w:lvlText w:val="%2."/>
+      <w:numFmt w:val="bullet"/>
+      <w:lvlText w:val=""/>
       <w:lvlJc w:val="start"/>
       <w:pPr>
         <w:tabs>
@@ -1651,12 +2586,14 @@
         </w:tabs>
         <w:ind w:start="1418" w:hanging="283"/>
       </w:pPr>
-      <w:rPr/>
+      <w:rPr>
+        <w:rFonts w:ascii="Symbol" w:hAnsi="Symbol" w:cs="Symbol" w:hint="default"/>
+      </w:rPr>
     </w:lvl>
     <w:lvl w:ilvl="2">
       <w:start w:val="1"/>
-      <w:numFmt w:val="decimal"/>
-      <w:lvlText w:val="%3."/>
+      <w:numFmt w:val="bullet"/>
+      <w:lvlText w:val=""/>
       <w:lvlJc w:val="start"/>
       <w:pPr>
         <w:tabs>
@@ -1664,12 +2601,14 @@
         </w:tabs>
         <w:ind w:start="2127" w:hanging="283"/>
       </w:pPr>
-      <w:rPr/>
+      <w:rPr>
+        <w:rFonts w:ascii="Symbol" w:hAnsi="Symbol" w:cs="Symbol" w:hint="default"/>
+      </w:rPr>
     </w:lvl>
     <w:lvl w:ilvl="3">
       <w:start w:val="1"/>
-      <w:numFmt w:val="decimal"/>
-      <w:lvlText w:val="%4."/>
+      <w:numFmt w:val="bullet"/>
+      <w:lvlText w:val=""/>
       <w:lvlJc w:val="start"/>
       <w:pPr>
         <w:tabs>
@@ -1677,12 +2616,14 @@
         </w:tabs>
         <w:ind w:start="2836" w:hanging="283"/>
       </w:pPr>
-      <w:rPr/>
+      <w:rPr>
+        <w:rFonts w:ascii="Symbol" w:hAnsi="Symbol" w:cs="Symbol" w:hint="default"/>
+      </w:rPr>
     </w:lvl>
     <w:lvl w:ilvl="4">
       <w:start w:val="1"/>
-      <w:numFmt w:val="decimal"/>
-      <w:lvlText w:val="%5."/>
+      <w:numFmt w:val="bullet"/>
+      <w:lvlText w:val=""/>
       <w:lvlJc w:val="start"/>
       <w:pPr>
         <w:tabs>
@@ -1690,12 +2631,14 @@
         </w:tabs>
         <w:ind w:start="3545" w:hanging="283"/>
       </w:pPr>
-      <w:rPr/>
+      <w:rPr>
+        <w:rFonts w:ascii="Symbol" w:hAnsi="Symbol" w:cs="Symbol" w:hint="default"/>
+      </w:rPr>
     </w:lvl>
     <w:lvl w:ilvl="5">
       <w:start w:val="1"/>
-      <w:numFmt w:val="decimal"/>
-      <w:lvlText w:val="%6."/>
+      <w:numFmt w:val="bullet"/>
+      <w:lvlText w:val=""/>
       <w:lvlJc w:val="start"/>
       <w:pPr>
         <w:tabs>
@@ -1703,12 +2646,14 @@
         </w:tabs>
         <w:ind w:start="4254" w:hanging="283"/>
       </w:pPr>
-      <w:rPr/>
+      <w:rPr>
+        <w:rFonts w:ascii="Symbol" w:hAnsi="Symbol" w:cs="Symbol" w:hint="default"/>
+      </w:rPr>
     </w:lvl>
     <w:lvl w:ilvl="6">
       <w:start w:val="1"/>
-      <w:numFmt w:val="decimal"/>
-      <w:lvlText w:val="%7."/>
+      <w:numFmt w:val="bullet"/>
+      <w:lvlText w:val=""/>
       <w:lvlJc w:val="start"/>
       <w:pPr>
         <w:tabs>
@@ -1716,12 +2661,14 @@
         </w:tabs>
         <w:ind w:start="4963" w:hanging="283"/>
       </w:pPr>
-      <w:rPr/>
+      <w:rPr>
+        <w:rFonts w:ascii="Symbol" w:hAnsi="Symbol" w:cs="Symbol" w:hint="default"/>
+      </w:rPr>
     </w:lvl>
     <w:lvl w:ilvl="7">
       <w:start w:val="1"/>
-      <w:numFmt w:val="decimal"/>
-      <w:lvlText w:val="%8."/>
+      <w:numFmt w:val="bullet"/>
+      <w:lvlText w:val=""/>
       <w:lvlJc w:val="start"/>
       <w:pPr>
         <w:tabs>
@@ -1729,12 +2676,14 @@
         </w:tabs>
         <w:ind w:start="5672" w:hanging="283"/>
       </w:pPr>
-      <w:rPr/>
+      <w:rPr>
+        <w:rFonts w:ascii="Symbol" w:hAnsi="Symbol" w:cs="Symbol" w:hint="default"/>
+      </w:rPr>
     </w:lvl>
     <w:lvl w:ilvl="8">
       <w:start w:val="1"/>
-      <w:numFmt w:val="decimal"/>
-      <w:lvlText w:val="%9."/>
+      <w:numFmt w:val="bullet"/>
+      <w:lvlText w:val=""/>
       <w:lvlJc w:val="start"/>
       <w:pPr>
         <w:tabs>
@@ -1742,14 +2691,16 @@
         </w:tabs>
         <w:ind w:start="6381" w:hanging="283"/>
       </w:pPr>
-      <w:rPr/>
+      <w:rPr>
+        <w:rFonts w:ascii="Symbol" w:hAnsi="Symbol" w:cs="Symbol" w:hint="default"/>
+      </w:rPr>
     </w:lvl>
   </w:abstractNum>
   <w:abstractNum w:abstractNumId="6">
     <w:lvl w:ilvl="0">
       <w:start w:val="1"/>
-      <w:numFmt w:val="bullet"/>
-      <w:lvlText w:val=""/>
+      <w:numFmt w:val="decimal"/>
+      <w:lvlText w:val="%1."/>
       <w:lvlJc w:val="start"/>
       <w:pPr>
         <w:tabs>
@@ -1757,14 +2708,12 @@
         </w:tabs>
         <w:ind w:start="709" w:hanging="283"/>
       </w:pPr>
-      <w:rPr>
-        <w:rFonts w:ascii="Symbol" w:hAnsi="Symbol" w:cs="Symbol" w:hint="default"/>
-      </w:rPr>
+      <w:rPr/>
     </w:lvl>
     <w:lvl w:ilvl="1">
       <w:start w:val="1"/>
-      <w:numFmt w:val="bullet"/>
-      <w:lvlText w:val=""/>
+      <w:numFmt w:val="decimal"/>
+      <w:lvlText w:val="%2."/>
       <w:lvlJc w:val="start"/>
       <w:pPr>
         <w:tabs>
@@ -1772,14 +2721,12 @@
         </w:tabs>
         <w:ind w:start="1418" w:hanging="283"/>
       </w:pPr>
-      <w:rPr>
-        <w:rFonts w:ascii="Symbol" w:hAnsi="Symbol" w:cs="Symbol" w:hint="default"/>
-      </w:rPr>
+      <w:rPr/>
     </w:lvl>
     <w:lvl w:ilvl="2">
       <w:start w:val="1"/>
-      <w:numFmt w:val="bullet"/>
-      <w:lvlText w:val=""/>
+      <w:numFmt w:val="decimal"/>
+      <w:lvlText w:val="%3."/>
       <w:lvlJc w:val="start"/>
       <w:pPr>
         <w:tabs>
@@ -1787,14 +2734,12 @@
         </w:tabs>
         <w:ind w:start="2127" w:hanging="283"/>
       </w:pPr>
-      <w:rPr>
-        <w:rFonts w:ascii="Symbol" w:hAnsi="Symbol" w:cs="Symbol" w:hint="default"/>
-      </w:rPr>
+      <w:rPr/>
     </w:lvl>
     <w:lvl w:ilvl="3">
       <w:start w:val="1"/>
-      <w:numFmt w:val="bullet"/>
-      <w:lvlText w:val=""/>
+      <w:numFmt w:val="decimal"/>
+      <w:lvlText w:val="%4."/>
       <w:lvlJc w:val="start"/>
       <w:pPr>
         <w:tabs>
@@ -1802,14 +2747,12 @@
         </w:tabs>
         <w:ind w:start="2836" w:hanging="283"/>
       </w:pPr>
-      <w:rPr>
-        <w:rFonts w:ascii="Symbol" w:hAnsi="Symbol" w:cs="Symbol" w:hint="default"/>
-      </w:rPr>
+      <w:rPr/>
     </w:lvl>
     <w:lvl w:ilvl="4">
       <w:start w:val="1"/>
-      <w:numFmt w:val="bullet"/>
-      <w:lvlText w:val=""/>
+      <w:numFmt w:val="decimal"/>
+      <w:lvlText w:val="%5."/>
       <w:lvlJc w:val="start"/>
       <w:pPr>
         <w:tabs>
@@ -1817,14 +2760,12 @@
         </w:tabs>
         <w:ind w:start="3545" w:hanging="283"/>
       </w:pPr>
-      <w:rPr>
-        <w:rFonts w:ascii="Symbol" w:hAnsi="Symbol" w:cs="Symbol" w:hint="default"/>
-      </w:rPr>
+      <w:rPr/>
     </w:lvl>
     <w:lvl w:ilvl="5">
       <w:start w:val="1"/>
-      <w:numFmt w:val="bullet"/>
-      <w:lvlText w:val=""/>
+      <w:numFmt w:val="decimal"/>
+      <w:lvlText w:val="%6."/>
       <w:lvlJc w:val="start"/>
       <w:pPr>
         <w:tabs>
@@ -1832,14 +2773,12 @@
         </w:tabs>
         <w:ind w:start="4254" w:hanging="283"/>
       </w:pPr>
-      <w:rPr>
-        <w:rFonts w:ascii="Symbol" w:hAnsi="Symbol" w:cs="Symbol" w:hint="default"/>
-      </w:rPr>
+      <w:rPr/>
     </w:lvl>
     <w:lvl w:ilvl="6">
       <w:start w:val="1"/>
-      <w:numFmt w:val="bullet"/>
-      <w:lvlText w:val=""/>
+      <w:numFmt w:val="decimal"/>
+      <w:lvlText w:val="%7."/>
       <w:lvlJc w:val="start"/>
       <w:pPr>
         <w:tabs>
@@ -1847,14 +2786,12 @@
         </w:tabs>
         <w:ind w:start="4963" w:hanging="283"/>
       </w:pPr>
-      <w:rPr>
-        <w:rFonts w:ascii="Symbol" w:hAnsi="Symbol" w:cs="Symbol" w:hint="default"/>
-      </w:rPr>
+      <w:rPr/>
     </w:lvl>
     <w:lvl w:ilvl="7">
       <w:start w:val="1"/>
-      <w:numFmt w:val="bullet"/>
-      <w:lvlText w:val=""/>
+      <w:numFmt w:val="decimal"/>
+      <w:lvlText w:val="%8."/>
       <w:lvlJc w:val="start"/>
       <w:pPr>
         <w:tabs>
@@ -1862,14 +2799,12 @@
         </w:tabs>
         <w:ind w:start="5672" w:hanging="283"/>
       </w:pPr>
-      <w:rPr>
-        <w:rFonts w:ascii="Symbol" w:hAnsi="Symbol" w:cs="Symbol" w:hint="default"/>
-      </w:rPr>
+      <w:rPr/>
     </w:lvl>
     <w:lvl w:ilvl="8">
       <w:start w:val="1"/>
-      <w:numFmt w:val="bullet"/>
-      <w:lvlText w:val=""/>
+      <w:numFmt w:val="decimal"/>
+      <w:lvlText w:val="%9."/>
       <w:lvlJc w:val="start"/>
       <w:pPr>
         <w:tabs>
@@ -1877,14 +2812,149 @@
         </w:tabs>
         <w:ind w:start="6381" w:hanging="283"/>
       </w:pPr>
-      <w:rPr>
-        <w:rFonts w:ascii="Symbol" w:hAnsi="Symbol" w:cs="Symbol" w:hint="default"/>
-      </w:rPr>
+      <w:rPr/>
     </w:lvl>
   </w:abstractNum>
   <w:abstractNum w:abstractNumId="7">
     <w:lvl w:ilvl="0">
       <w:start w:val="1"/>
+      <w:numFmt w:val="bullet"/>
+      <w:lvlText w:val=""/>
+      <w:lvlJc w:val="start"/>
+      <w:pPr>
+        <w:tabs>
+          <w:tab w:val="num" w:pos="709"/>
+        </w:tabs>
+        <w:ind w:start="709" w:hanging="283"/>
+      </w:pPr>
+      <w:rPr>
+        <w:rFonts w:ascii="Symbol" w:hAnsi="Symbol" w:cs="Symbol" w:hint="default"/>
+      </w:rPr>
+    </w:lvl>
+    <w:lvl w:ilvl="1">
+      <w:start w:val="1"/>
+      <w:numFmt w:val="bullet"/>
+      <w:lvlText w:val=""/>
+      <w:lvlJc w:val="start"/>
+      <w:pPr>
+        <w:tabs>
+          <w:tab w:val="num" w:pos="1418"/>
+        </w:tabs>
+        <w:ind w:start="1418" w:hanging="283"/>
+      </w:pPr>
+      <w:rPr>
+        <w:rFonts w:ascii="Symbol" w:hAnsi="Symbol" w:cs="Symbol" w:hint="default"/>
+      </w:rPr>
+    </w:lvl>
+    <w:lvl w:ilvl="2">
+      <w:start w:val="1"/>
+      <w:numFmt w:val="bullet"/>
+      <w:lvlText w:val=""/>
+      <w:lvlJc w:val="start"/>
+      <w:pPr>
+        <w:tabs>
+          <w:tab w:val="num" w:pos="2127"/>
+        </w:tabs>
+        <w:ind w:start="2127" w:hanging="283"/>
+      </w:pPr>
+      <w:rPr>
+        <w:rFonts w:ascii="Symbol" w:hAnsi="Symbol" w:cs="Symbol" w:hint="default"/>
+      </w:rPr>
+    </w:lvl>
+    <w:lvl w:ilvl="3">
+      <w:start w:val="1"/>
+      <w:numFmt w:val="bullet"/>
+      <w:lvlText w:val=""/>
+      <w:lvlJc w:val="start"/>
+      <w:pPr>
+        <w:tabs>
+          <w:tab w:val="num" w:pos="2836"/>
+        </w:tabs>
+        <w:ind w:start="2836" w:hanging="283"/>
+      </w:pPr>
+      <w:rPr>
+        <w:rFonts w:ascii="Symbol" w:hAnsi="Symbol" w:cs="Symbol" w:hint="default"/>
+      </w:rPr>
+    </w:lvl>
+    <w:lvl w:ilvl="4">
+      <w:start w:val="1"/>
+      <w:numFmt w:val="bullet"/>
+      <w:lvlText w:val=""/>
+      <w:lvlJc w:val="start"/>
+      <w:pPr>
+        <w:tabs>
+          <w:tab w:val="num" w:pos="3545"/>
+        </w:tabs>
+        <w:ind w:start="3545" w:hanging="283"/>
+      </w:pPr>
+      <w:rPr>
+        <w:rFonts w:ascii="Symbol" w:hAnsi="Symbol" w:cs="Symbol" w:hint="default"/>
+      </w:rPr>
+    </w:lvl>
+    <w:lvl w:ilvl="5">
+      <w:start w:val="1"/>
+      <w:numFmt w:val="bullet"/>
+      <w:lvlText w:val=""/>
+      <w:lvlJc w:val="start"/>
+      <w:pPr>
+        <w:tabs>
+          <w:tab w:val="num" w:pos="4254"/>
+        </w:tabs>
+        <w:ind w:start="4254" w:hanging="283"/>
+      </w:pPr>
+      <w:rPr>
+        <w:rFonts w:ascii="Symbol" w:hAnsi="Symbol" w:cs="Symbol" w:hint="default"/>
+      </w:rPr>
+    </w:lvl>
+    <w:lvl w:ilvl="6">
+      <w:start w:val="1"/>
+      <w:numFmt w:val="bullet"/>
+      <w:lvlText w:val=""/>
+      <w:lvlJc w:val="start"/>
+      <w:pPr>
+        <w:tabs>
+          <w:tab w:val="num" w:pos="4963"/>
+        </w:tabs>
+        <w:ind w:start="4963" w:hanging="283"/>
+      </w:pPr>
+      <w:rPr>
+        <w:rFonts w:ascii="Symbol" w:hAnsi="Symbol" w:cs="Symbol" w:hint="default"/>
+      </w:rPr>
+    </w:lvl>
+    <w:lvl w:ilvl="7">
+      <w:start w:val="1"/>
+      <w:numFmt w:val="bullet"/>
+      <w:lvlText w:val=""/>
+      <w:lvlJc w:val="start"/>
+      <w:pPr>
+        <w:tabs>
+          <w:tab w:val="num" w:pos="5672"/>
+        </w:tabs>
+        <w:ind w:start="5672" w:hanging="283"/>
+      </w:pPr>
+      <w:rPr>
+        <w:rFonts w:ascii="Symbol" w:hAnsi="Symbol" w:cs="Symbol" w:hint="default"/>
+      </w:rPr>
+    </w:lvl>
+    <w:lvl w:ilvl="8">
+      <w:start w:val="1"/>
+      <w:numFmt w:val="bullet"/>
+      <w:lvlText w:val=""/>
+      <w:lvlJc w:val="start"/>
+      <w:pPr>
+        <w:tabs>
+          <w:tab w:val="num" w:pos="6381"/>
+        </w:tabs>
+        <w:ind w:start="6381" w:hanging="283"/>
+      </w:pPr>
+      <w:rPr>
+        <w:rFonts w:ascii="Symbol" w:hAnsi="Symbol" w:cs="Symbol" w:hint="default"/>
+      </w:rPr>
+    </w:lvl>
+  </w:abstractNum>
+  <w:abstractNum w:abstractNumId="8">
+    <w:lvl w:ilvl="0">
+      <w:start w:val="1"/>
       <w:numFmt w:val="decimal"/>
       <w:lvlText w:val="%1."/>
       <w:lvlJc w:val="start"/>
@@ -2001,7 +3071,144 @@
       <w:rPr/>
     </w:lvl>
   </w:abstractNum>
-  <w:abstractNum w:abstractNumId="8">
+  <w:abstractNum w:abstractNumId="9">
+    <w:lvl w:ilvl="0">
+      <w:start w:val="1"/>
+      <w:numFmt w:val="bullet"/>
+      <w:lvlText w:val=""/>
+      <w:lvlJc w:val="start"/>
+      <w:pPr>
+        <w:tabs>
+          <w:tab w:val="num" w:pos="709"/>
+        </w:tabs>
+        <w:ind w:start="709" w:hanging="283"/>
+      </w:pPr>
+      <w:rPr>
+        <w:rFonts w:ascii="Symbol" w:hAnsi="Symbol" w:cs="Symbol" w:hint="default"/>
+      </w:rPr>
+    </w:lvl>
+    <w:lvl w:ilvl="1">
+      <w:start w:val="1"/>
+      <w:numFmt w:val="bullet"/>
+      <w:lvlText w:val=""/>
+      <w:lvlJc w:val="start"/>
+      <w:pPr>
+        <w:tabs>
+          <w:tab w:val="num" w:pos="1418"/>
+        </w:tabs>
+        <w:ind w:start="1418" w:hanging="283"/>
+      </w:pPr>
+      <w:rPr>
+        <w:rFonts w:ascii="Symbol" w:hAnsi="Symbol" w:cs="Symbol" w:hint="default"/>
+      </w:rPr>
+    </w:lvl>
+    <w:lvl w:ilvl="2">
+      <w:start w:val="1"/>
+      <w:numFmt w:val="bullet"/>
+      <w:lvlText w:val=""/>
+      <w:lvlJc w:val="start"/>
+      <w:pPr>
+        <w:tabs>
+          <w:tab w:val="num" w:pos="2127"/>
+        </w:tabs>
+        <w:ind w:start="2127" w:hanging="283"/>
+      </w:pPr>
+      <w:rPr>
+        <w:rFonts w:ascii="Symbol" w:hAnsi="Symbol" w:cs="Symbol" w:hint="default"/>
+      </w:rPr>
+    </w:lvl>
+    <w:lvl w:ilvl="3">
+      <w:start w:val="1"/>
+      <w:numFmt w:val="bullet"/>
+      <w:lvlText w:val=""/>
+      <w:lvlJc w:val="start"/>
+      <w:pPr>
+        <w:tabs>
+          <w:tab w:val="num" w:pos="2836"/>
+        </w:tabs>
+        <w:ind w:start="2836" w:hanging="283"/>
+      </w:pPr>
+      <w:rPr>
+        <w:rFonts w:ascii="Symbol" w:hAnsi="Symbol" w:cs="Symbol" w:hint="default"/>
+      </w:rPr>
+    </w:lvl>
+    <w:lvl w:ilvl="4">
+      <w:start w:val="1"/>
+      <w:numFmt w:val="bullet"/>
+      <w:lvlText w:val=""/>
+      <w:lvlJc w:val="start"/>
+      <w:pPr>
+        <w:tabs>
+          <w:tab w:val="num" w:pos="3545"/>
+        </w:tabs>
+        <w:ind w:start="3545" w:hanging="283"/>
+      </w:pPr>
+      <w:rPr>
+        <w:rFonts w:ascii="Symbol" w:hAnsi="Symbol" w:cs="Symbol" w:hint="default"/>
+      </w:rPr>
+    </w:lvl>
+    <w:lvl w:ilvl="5">
+      <w:start w:val="1"/>
+      <w:numFmt w:val="bullet"/>
+      <w:lvlText w:val=""/>
+      <w:lvlJc w:val="start"/>
+      <w:pPr>
+        <w:tabs>
+          <w:tab w:val="num" w:pos="4254"/>
+        </w:tabs>
+        <w:ind w:start="4254" w:hanging="283"/>
+      </w:pPr>
+      <w:rPr>
+        <w:rFonts w:ascii="Symbol" w:hAnsi="Symbol" w:cs="Symbol" w:hint="default"/>
+      </w:rPr>
+    </w:lvl>
+    <w:lvl w:ilvl="6">
+      <w:start w:val="1"/>
+      <w:numFmt w:val="bullet"/>
+      <w:lvlText w:val=""/>
+      <w:lvlJc w:val="start"/>
+      <w:pPr>
+        <w:tabs>
+          <w:tab w:val="num" w:pos="4963"/>
+        </w:tabs>
+        <w:ind w:start="4963" w:hanging="283"/>
+      </w:pPr>
+      <w:rPr>
+        <w:rFonts w:ascii="Symbol" w:hAnsi="Symbol" w:cs="Symbol" w:hint="default"/>
+      </w:rPr>
+    </w:lvl>
+    <w:lvl w:ilvl="7">
+      <w:start w:val="1"/>
+      <w:numFmt w:val="bullet"/>
+      <w:lvlText w:val=""/>
+      <w:lvlJc w:val="start"/>
+      <w:pPr>
+        <w:tabs>
+          <w:tab w:val="num" w:pos="5672"/>
+        </w:tabs>
+        <w:ind w:start="5672" w:hanging="283"/>
+      </w:pPr>
+      <w:rPr>
+        <w:rFonts w:ascii="Symbol" w:hAnsi="Symbol" w:cs="Symbol" w:hint="default"/>
+      </w:rPr>
+    </w:lvl>
+    <w:lvl w:ilvl="8">
+      <w:start w:val="1"/>
+      <w:numFmt w:val="bullet"/>
+      <w:lvlText w:val=""/>
+      <w:lvlJc w:val="start"/>
+      <w:pPr>
+        <w:tabs>
+          <w:tab w:val="num" w:pos="6381"/>
+        </w:tabs>
+        <w:ind w:start="6381" w:hanging="283"/>
+      </w:pPr>
+      <w:rPr>
+        <w:rFonts w:ascii="Symbol" w:hAnsi="Symbol" w:cs="Symbol" w:hint="default"/>
+      </w:rPr>
+    </w:lvl>
+  </w:abstractNum>
+  <w:abstractNum w:abstractNumId="10">
     <w:lvl w:ilvl="0">
       <w:start w:val="1"/>
       <w:numFmt w:val="none"/>
@@ -2144,6 +3351,12 @@
   <w:num w:numId="8">
     <w:abstractNumId w:val="8"/>
   </w:num>
+  <w:num w:numId="9">
+    <w:abstractNumId w:val="9"/>
+  </w:num>
+  <w:num w:numId="10">
+    <w:abstractNumId w:val="10"/>
+  </w:num>
 </w:numbering>
 </file>
 
@@ -2186,7 +3399,7 @@
   </w:style>
   <w:style w:type="paragraph" w:styleId="Heading1">
     <w:name w:val="heading 1"/>
-    <w:basedOn w:val="Ttulouser"/>
+    <w:basedOn w:val="Ttulo"/>
     <w:next w:val="BodyText"/>
     <w:qFormat/>
     <w:pPr>
@@ -2203,7 +3416,7 @@
   </w:style>
   <w:style w:type="paragraph" w:styleId="Heading2">
     <w:name w:val="heading 2"/>
-    <w:basedOn w:val="Ttulouser"/>
+    <w:basedOn w:val="Ttulo"/>
     <w:next w:val="BodyText"/>
     <w:qFormat/>
     <w:pPr>
@@ -2220,7 +3433,7 @@
   </w:style>
   <w:style w:type="paragraph" w:styleId="Heading3">
     <w:name w:val="heading 3"/>
-    <w:basedOn w:val="Ttulouser"/>
+    <w:basedOn w:val="Ttulo"/>
     <w:next w:val="BodyText"/>
     <w:qFormat/>
     <w:pPr>
@@ -2243,20 +3456,20 @@
       <w:bCs/>
     </w:rPr>
   </w:style>
-  <w:style w:type="character" w:styleId="Smbolosdenumeracinuser">
-    <w:name w:val="Símbolos de numeración (user)"/>
+  <w:style w:type="character" w:styleId="Smbolosdenumeracin">
+    <w:name w:val="Símbolos de numeración"/>
     <w:qFormat/>
     <w:rPr/>
   </w:style>
-  <w:style w:type="character" w:styleId="Textooriginaluser">
-    <w:name w:val="Texto original (user)"/>
+  <w:style w:type="character" w:styleId="Textooriginal">
+    <w:name w:val="Texto original"/>
     <w:qFormat/>
     <w:rPr>
       <w:rFonts w:ascii="Liberation Mono" w:hAnsi="Liberation Mono" w:eastAsia="NSimSun" w:cs="Liberation Mono"/>
     </w:rPr>
   </w:style>
-  <w:style w:type="character" w:styleId="Bolosuser">
-    <w:name w:val="Bolos (user)"/>
+  <w:style w:type="character" w:styleId="Bolos">
+    <w:name w:val="Bolos"/>
     <w:qFormat/>
     <w:rPr>
       <w:rFonts w:ascii="OpenSymbol" w:hAnsi="OpenSymbol" w:eastAsia="OpenSymbol" w:cs="OpenSymbol"/>
@@ -2344,6 +3557,36 @@
     </w:pPr>
     <w:rPr>
       <w:rFonts w:cs="Arial"/>
+    </w:rPr>
+  </w:style>
+  <w:style w:type="paragraph" w:styleId="Textopreformateado">
+    <w:name w:val="Texto preformateado"/>
+    <w:basedOn w:val="Normal"/>
+    <w:qFormat/>
+    <w:pPr>
+      <w:spacing w:before="0" w:after="0"/>
+    </w:pPr>
+    <w:rPr>
+      <w:rFonts w:ascii="Liberation Mono" w:hAnsi="Liberation Mono" w:eastAsia="NSimSun" w:cs="Liberation Mono"/>
+      <w:sz w:val="20"/>
+      <w:szCs w:val="20"/>
+    </w:rPr>
+  </w:style>
+  <w:style w:type="paragraph" w:styleId="Lneahorizontal">
+    <w:name w:val="Línea horizontal"/>
+    <w:basedOn w:val="Normal"/>
+    <w:next w:val="BodyText"/>
+    <w:qFormat/>
+    <w:pPr>
+      <w:suppressLineNumbers/>
+      <w:pBdr>
+        <w:bottom w:val="double" w:sz="2" w:space="0" w:color="808080"/>
+      </w:pBdr>
+      <w:spacing w:before="0" w:after="283"/>
+    </w:pPr>
+    <w:rPr>
+      <w:sz w:val="12"/>
+      <w:szCs w:val="12"/>
     </w:rPr>
   </w:style>
 </w:styles>
